--- a/Book/SAP_ABAP_BOOK.docx
+++ b/Book/SAP_ABAP_BOOK.docx
@@ -1486,27 +1486,7 @@
           <w:sz w:val="26"/>
           <w:szCs w:val="26"/>
         </w:rPr>
-        <w:t>“</w:t>
-      </w:r>
-      <w:r>
-        <w:rPr>
-          <w:rFonts w:ascii="Calibri" w:hAnsi="Calibri" w:cs="Calibri"/>
-          <w:b/>
-          <w:bCs/>
-          <w:sz w:val="26"/>
-          <w:szCs w:val="26"/>
-        </w:rPr>
-        <w:t>Every expert was once a beginner.</w:t>
-      </w:r>
-      <w:r>
-        <w:rPr>
-          <w:rFonts w:ascii="Calibri" w:hAnsi="Calibri" w:cs="Calibri"/>
-          <w:b/>
-          <w:bCs/>
-          <w:sz w:val="26"/>
-          <w:szCs w:val="26"/>
-        </w:rPr>
-        <w:t>”</w:t>
+        <w:t>“Every expert was once a beginner.”</w:t>
       </w:r>
     </w:p>
     <w:p>
@@ -5691,15 +5671,7 @@
           <w:sz w:val="28"/>
           <w:szCs w:val="28"/>
         </w:rPr>
-        <w:t xml:space="preserve">• Claus </w:t>
-      </w:r>
-      <w:r>
-        <w:rPr>
-          <w:rFonts w:ascii="Calibri" w:hAnsi="Calibri" w:cs="Calibri"/>
-          <w:sz w:val="28"/>
-          <w:szCs w:val="28"/>
-        </w:rPr>
-        <w:t>Wellen Reuther</w:t>
+        <w:t>• Claus Wellen Reuther</w:t>
       </w:r>
     </w:p>
     <w:p>
@@ -6793,23 +6765,7 @@
           <w:sz w:val="28"/>
           <w:szCs w:val="28"/>
         </w:rPr>
-        <w:t xml:space="preserve">Suppose a </w:t>
-      </w:r>
-      <w:r>
-        <w:rPr>
-          <w:rFonts w:ascii="Calibri" w:hAnsi="Calibri" w:cs="Calibri"/>
-          <w:sz w:val="28"/>
-          <w:szCs w:val="28"/>
-        </w:rPr>
-        <w:t>customer place</w:t>
-      </w:r>
-      <w:r>
-        <w:rPr>
-          <w:rFonts w:ascii="Calibri" w:hAnsi="Calibri" w:cs="Calibri"/>
-          <w:sz w:val="28"/>
-          <w:szCs w:val="28"/>
-        </w:rPr>
-        <w:t xml:space="preserve"> an order.</w:t>
+        <w:t>Suppose a customer place an order.</w:t>
       </w:r>
     </w:p>
     <w:p>
@@ -10047,6 +10003,16 @@
           <w:sz w:val="30"/>
           <w:szCs w:val="30"/>
         </w:rPr>
+        <w:t xml:space="preserve">1. </w:t>
+      </w:r>
+      <w:r>
+        <w:rPr>
+          <w:rFonts w:ascii="Calibri" w:hAnsi="Calibri" w:cs="Calibri"/>
+          <w:b/>
+          <w:bCs/>
+          <w:sz w:val="30"/>
+          <w:szCs w:val="30"/>
+        </w:rPr>
         <w:t>SAP R/3 Architecture</w:t>
       </w:r>
     </w:p>
@@ -10235,7 +10201,17 @@
           <w:sz w:val="28"/>
           <w:szCs w:val="28"/>
         </w:rPr>
-        <w:t>1. Presentation Layer</w:t>
+        <w:t>a.</w:t>
+      </w:r>
+      <w:r>
+        <w:rPr>
+          <w:rFonts w:ascii="Calibri" w:hAnsi="Calibri" w:cs="Calibri"/>
+          <w:b/>
+          <w:bCs/>
+          <w:sz w:val="28"/>
+          <w:szCs w:val="28"/>
+        </w:rPr>
+        <w:t xml:space="preserve"> Presentation Layer</w:t>
       </w:r>
     </w:p>
     <w:p>
@@ -10560,7 +10536,17 @@
           <w:sz w:val="28"/>
           <w:szCs w:val="28"/>
         </w:rPr>
-        <w:t>2. Application Layer</w:t>
+        <w:t>b</w:t>
+      </w:r>
+      <w:r>
+        <w:rPr>
+          <w:rFonts w:ascii="Calibri" w:hAnsi="Calibri" w:cs="Calibri"/>
+          <w:b/>
+          <w:bCs/>
+          <w:sz w:val="28"/>
+          <w:szCs w:val="28"/>
+        </w:rPr>
+        <w:t>. Application Layer</w:t>
       </w:r>
     </w:p>
     <w:p>
@@ -10975,7 +10961,17 @@
           <w:sz w:val="28"/>
           <w:szCs w:val="28"/>
         </w:rPr>
-        <w:t>3. Database Layer</w:t>
+        <w:t>c</w:t>
+      </w:r>
+      <w:r>
+        <w:rPr>
+          <w:rFonts w:ascii="Calibri" w:hAnsi="Calibri" w:cs="Calibri"/>
+          <w:b/>
+          <w:bCs/>
+          <w:sz w:val="28"/>
+          <w:szCs w:val="28"/>
+        </w:rPr>
+        <w:t>. Database Layer</w:t>
       </w:r>
     </w:p>
     <w:p>
@@ -11309,6 +11305,7 @@
           <w:rFonts w:ascii="Calibri" w:hAnsi="Calibri" w:cs="Calibri"/>
           <w:b/>
           <w:bCs/>
+          <w:noProof/>
           <w:sz w:val="28"/>
           <w:szCs w:val="28"/>
         </w:rPr>
@@ -11370,15 +11367,57 @@
     <w:p>
       <w:pPr>
         <w:spacing w:before="16" w:after="16"/>
+        <w:ind w:right="57"/>
+        <w:rPr>
+          <w:rFonts w:ascii="Calibri" w:hAnsi="Calibri" w:cs="Calibri"/>
+          <w:b/>
+          <w:bCs/>
+          <w:sz w:val="28"/>
+          <w:szCs w:val="28"/>
+        </w:rPr>
+      </w:pPr>
+    </w:p>
+    <w:p>
+      <w:pPr>
+        <w:spacing w:before="16" w:after="16"/>
+        <w:ind w:right="57"/>
+        <w:rPr>
+          <w:rFonts w:ascii="Calibri" w:hAnsi="Calibri" w:cs="Calibri"/>
+          <w:b/>
+          <w:bCs/>
+          <w:sz w:val="30"/>
+          <w:szCs w:val="30"/>
+        </w:rPr>
+      </w:pPr>
+      <w:r>
+        <w:rPr>
+          <w:rFonts w:ascii="Calibri" w:hAnsi="Calibri" w:cs="Calibri"/>
+          <w:b/>
+          <w:bCs/>
+          <w:sz w:val="30"/>
+          <w:szCs w:val="30"/>
+        </w:rPr>
+        <w:t>2. SAP NetWeaver</w:t>
+      </w:r>
+    </w:p>
+    <w:p>
+      <w:pPr>
+        <w:spacing w:before="16" w:after="16"/>
         <w:ind w:left="283" w:right="57"/>
         <w:rPr>
           <w:rFonts w:ascii="Calibri" w:hAnsi="Calibri" w:cs="Calibri"/>
-          <w:b/>
-          <w:bCs/>
-          <w:sz w:val="28"/>
-          <w:szCs w:val="28"/>
-        </w:rPr>
-      </w:pPr>
+          <w:sz w:val="28"/>
+          <w:szCs w:val="28"/>
+        </w:rPr>
+      </w:pPr>
+      <w:r>
+        <w:rPr>
+          <w:rFonts w:ascii="Calibri" w:hAnsi="Calibri" w:cs="Calibri"/>
+          <w:sz w:val="28"/>
+          <w:szCs w:val="28"/>
+        </w:rPr>
+        <w:t>SAP NetWeaver is the technology platform developed by SAP that provides the foundation for running SAP business applications. It acts as the underlying infrastructure that enables communication, integration, application development, and data exchange across SAP and non-SAP systems.</w:t>
+      </w:r>
     </w:p>
     <w:p>
       <w:pPr>
@@ -11386,12 +11425,18 @@
         <w:ind w:left="283" w:right="57"/>
         <w:rPr>
           <w:rFonts w:ascii="Calibri" w:hAnsi="Calibri" w:cs="Calibri"/>
-          <w:b/>
-          <w:bCs/>
-          <w:sz w:val="28"/>
-          <w:szCs w:val="28"/>
-        </w:rPr>
-      </w:pPr>
+          <w:sz w:val="28"/>
+          <w:szCs w:val="28"/>
+        </w:rPr>
+      </w:pPr>
+      <w:r>
+        <w:rPr>
+          <w:rFonts w:ascii="Calibri" w:hAnsi="Calibri" w:cs="Calibri"/>
+          <w:sz w:val="28"/>
+          <w:szCs w:val="28"/>
+        </w:rPr>
+        <w:t>In simple terms, SAP NetWeaver serves as a bridge between users, applications, databases, and business processes. It allows organizations to integrate various software systems and manage business operations efficiently through a unified platform.</w:t>
+      </w:r>
     </w:p>
     <w:p>
       <w:pPr>
@@ -11399,12 +11444,54 @@
         <w:ind w:left="283" w:right="57"/>
         <w:rPr>
           <w:rFonts w:ascii="Calibri" w:hAnsi="Calibri" w:cs="Calibri"/>
-          <w:b/>
-          <w:bCs/>
-          <w:sz w:val="28"/>
-          <w:szCs w:val="28"/>
-        </w:rPr>
-      </w:pPr>
+          <w:sz w:val="28"/>
+          <w:szCs w:val="28"/>
+        </w:rPr>
+      </w:pPr>
+      <w:r>
+        <w:rPr>
+          <w:rFonts w:ascii="Calibri" w:hAnsi="Calibri" w:cs="Calibri"/>
+          <w:sz w:val="28"/>
+          <w:szCs w:val="28"/>
+        </w:rPr>
+        <w:t>SAP introduced NetWeaver to address the growing need for system integration and enterprise-wide information sharing. It enables different applications to communicate with each other, regardless of the technology or platform on which they are built.</w:t>
+      </w:r>
+    </w:p>
+    <w:p>
+      <w:pPr>
+        <w:spacing w:before="16" w:after="16"/>
+        <w:ind w:right="57"/>
+        <w:rPr>
+          <w:rFonts w:ascii="Calibri" w:hAnsi="Calibri" w:cs="Calibri"/>
+          <w:b/>
+          <w:bCs/>
+          <w:sz w:val="30"/>
+          <w:szCs w:val="30"/>
+        </w:rPr>
+      </w:pPr>
+    </w:p>
+    <w:p>
+      <w:pPr>
+        <w:spacing w:before="16" w:after="16"/>
+        <w:ind w:right="57"/>
+        <w:rPr>
+          <w:rFonts w:ascii="Calibri" w:hAnsi="Calibri" w:cs="Calibri"/>
+          <w:b/>
+          <w:bCs/>
+          <w:sz w:val="28"/>
+          <w:szCs w:val="28"/>
+        </w:rPr>
+      </w:pPr>
+      <w:r>
+        <w:rPr>
+          <w:rFonts w:ascii="Calibri" w:hAnsi="Calibri" w:cs="Calibri"/>
+          <w:b/>
+          <w:bCs/>
+          <w:sz w:val="28"/>
+          <w:szCs w:val="28"/>
+        </w:rPr>
+        <w:t>Why SAP NetWeaver Was Developed</w:t>
+      </w:r>
     </w:p>
     <w:p>
       <w:pPr>
@@ -11416,6 +11503,166 @@
           <w:szCs w:val="28"/>
         </w:rPr>
       </w:pPr>
+      <w:r>
+        <w:rPr>
+          <w:rFonts w:ascii="Calibri" w:hAnsi="Calibri" w:cs="Calibri"/>
+          <w:sz w:val="28"/>
+          <w:szCs w:val="28"/>
+        </w:rPr>
+        <w:t>As organizations expanded, they began using multiple software applications from different vendors. These systems often worked independently, making data exchange and communication difficult.</w:t>
+      </w:r>
+    </w:p>
+    <w:p>
+      <w:pPr>
+        <w:spacing w:before="16" w:after="16"/>
+        <w:ind w:left="283" w:right="57"/>
+        <w:rPr>
+          <w:rFonts w:ascii="Calibri" w:hAnsi="Calibri" w:cs="Calibri"/>
+          <w:sz w:val="28"/>
+          <w:szCs w:val="28"/>
+        </w:rPr>
+      </w:pPr>
+      <w:r>
+        <w:rPr>
+          <w:rFonts w:ascii="Calibri" w:hAnsi="Calibri" w:cs="Calibri"/>
+          <w:sz w:val="28"/>
+          <w:szCs w:val="28"/>
+        </w:rPr>
+        <w:t>SAP NetWeaver was developed to:</w:t>
+      </w:r>
+    </w:p>
+    <w:p>
+      <w:pPr>
+        <w:spacing w:before="16" w:after="16"/>
+        <w:ind w:left="283" w:right="57"/>
+        <w:rPr>
+          <w:rFonts w:ascii="Calibri" w:hAnsi="Calibri" w:cs="Calibri"/>
+          <w:sz w:val="28"/>
+          <w:szCs w:val="28"/>
+        </w:rPr>
+      </w:pPr>
+      <w:r>
+        <w:rPr>
+          <w:rFonts w:ascii="Calibri" w:hAnsi="Calibri" w:cs="Calibri"/>
+          <w:sz w:val="28"/>
+          <w:szCs w:val="28"/>
+        </w:rPr>
+        <w:t>• Integrate SAP and non-SAP applications.</w:t>
+      </w:r>
+    </w:p>
+    <w:p>
+      <w:pPr>
+        <w:spacing w:before="16" w:after="16"/>
+        <w:ind w:left="283" w:right="57"/>
+        <w:rPr>
+          <w:rFonts w:ascii="Calibri" w:hAnsi="Calibri" w:cs="Calibri"/>
+          <w:sz w:val="28"/>
+          <w:szCs w:val="28"/>
+        </w:rPr>
+      </w:pPr>
+      <w:r>
+        <w:rPr>
+          <w:rFonts w:ascii="Calibri" w:hAnsi="Calibri" w:cs="Calibri"/>
+          <w:sz w:val="28"/>
+          <w:szCs w:val="28"/>
+        </w:rPr>
+        <w:t>• Enable seamless communication between systems.</w:t>
+      </w:r>
+    </w:p>
+    <w:p>
+      <w:pPr>
+        <w:spacing w:before="16" w:after="16"/>
+        <w:ind w:left="283" w:right="57"/>
+        <w:rPr>
+          <w:rFonts w:ascii="Calibri" w:hAnsi="Calibri" w:cs="Calibri"/>
+          <w:sz w:val="28"/>
+          <w:szCs w:val="28"/>
+        </w:rPr>
+      </w:pPr>
+      <w:r>
+        <w:rPr>
+          <w:rFonts w:ascii="Calibri" w:hAnsi="Calibri" w:cs="Calibri"/>
+          <w:sz w:val="28"/>
+          <w:szCs w:val="28"/>
+        </w:rPr>
+        <w:t>• Provide a common technology platform.</w:t>
+      </w:r>
+    </w:p>
+    <w:p>
+      <w:pPr>
+        <w:spacing w:before="16" w:after="16"/>
+        <w:ind w:left="283" w:right="57"/>
+        <w:rPr>
+          <w:rFonts w:ascii="Calibri" w:hAnsi="Calibri" w:cs="Calibri"/>
+          <w:sz w:val="28"/>
+          <w:szCs w:val="28"/>
+        </w:rPr>
+      </w:pPr>
+      <w:r>
+        <w:rPr>
+          <w:rFonts w:ascii="Calibri" w:hAnsi="Calibri" w:cs="Calibri"/>
+          <w:sz w:val="28"/>
+          <w:szCs w:val="28"/>
+        </w:rPr>
+        <w:t>• Support web-based business applications.</w:t>
+      </w:r>
+    </w:p>
+    <w:p>
+      <w:pPr>
+        <w:spacing w:before="16" w:after="16"/>
+        <w:ind w:left="283" w:right="57"/>
+        <w:rPr>
+          <w:rFonts w:ascii="Calibri" w:hAnsi="Calibri" w:cs="Calibri"/>
+          <w:sz w:val="28"/>
+          <w:szCs w:val="28"/>
+        </w:rPr>
+      </w:pPr>
+      <w:r>
+        <w:rPr>
+          <w:rFonts w:ascii="Calibri" w:hAnsi="Calibri" w:cs="Calibri"/>
+          <w:sz w:val="28"/>
+          <w:szCs w:val="28"/>
+        </w:rPr>
+        <w:t>• Improve business process integration.</w:t>
+      </w:r>
+    </w:p>
+    <w:p>
+      <w:pPr>
+        <w:spacing w:before="16" w:after="16"/>
+        <w:ind w:left="283" w:right="57"/>
+        <w:rPr>
+          <w:rFonts w:ascii="Calibri" w:hAnsi="Calibri" w:cs="Calibri"/>
+          <w:sz w:val="28"/>
+          <w:szCs w:val="28"/>
+        </w:rPr>
+      </w:pPr>
+      <w:r>
+        <w:rPr>
+          <w:rFonts w:ascii="Calibri" w:hAnsi="Calibri" w:cs="Calibri"/>
+          <w:sz w:val="28"/>
+          <w:szCs w:val="28"/>
+        </w:rPr>
+        <w:t>• Facilitate real-time information sharing.</w:t>
+      </w:r>
+    </w:p>
+    <w:p>
+      <w:pPr>
+        <w:spacing w:before="16" w:after="16"/>
+        <w:ind w:left="283" w:right="57"/>
+        <w:rPr>
+          <w:rFonts w:ascii="Calibri" w:hAnsi="Calibri" w:cs="Calibri"/>
+          <w:sz w:val="28"/>
+          <w:szCs w:val="28"/>
+        </w:rPr>
+      </w:pPr>
+      <w:r>
+        <w:rPr>
+          <w:rFonts w:ascii="Calibri" w:hAnsi="Calibri" w:cs="Calibri"/>
+          <w:sz w:val="28"/>
+          <w:szCs w:val="28"/>
+        </w:rPr>
+        <w:t>• Simplify application development and administration.</w:t>
+      </w:r>
     </w:p>
     <w:p>
       <w:pPr>
@@ -11423,8 +11670,1312 @@
         <w:ind w:right="57"/>
         <w:rPr>
           <w:rFonts w:ascii="Calibri" w:hAnsi="Calibri" w:cs="Calibri"/>
-          <w:sz w:val="28"/>
-          <w:szCs w:val="28"/>
+          <w:b/>
+          <w:bCs/>
+          <w:sz w:val="28"/>
+          <w:szCs w:val="28"/>
+        </w:rPr>
+      </w:pPr>
+    </w:p>
+    <w:p>
+      <w:pPr>
+        <w:spacing w:before="16" w:after="16"/>
+        <w:ind w:left="283" w:right="57"/>
+        <w:rPr>
+          <w:rFonts w:ascii="Calibri" w:hAnsi="Calibri" w:cs="Calibri"/>
+          <w:b/>
+          <w:bCs/>
+          <w:sz w:val="28"/>
+          <w:szCs w:val="28"/>
+        </w:rPr>
+      </w:pPr>
+    </w:p>
+    <w:p>
+      <w:pPr>
+        <w:spacing w:before="16" w:after="16"/>
+        <w:ind w:right="57"/>
+        <w:rPr>
+          <w:rFonts w:ascii="Calibri" w:hAnsi="Calibri" w:cs="Calibri"/>
+          <w:b/>
+          <w:bCs/>
+          <w:sz w:val="28"/>
+          <w:szCs w:val="28"/>
+        </w:rPr>
+      </w:pPr>
+      <w:r>
+        <w:rPr>
+          <w:rFonts w:ascii="Calibri" w:hAnsi="Calibri" w:cs="Calibri"/>
+          <w:b/>
+          <w:bCs/>
+          <w:sz w:val="28"/>
+          <w:szCs w:val="28"/>
+        </w:rPr>
+        <w:t>SAP NetWeaver and ABAP</w:t>
+      </w:r>
+    </w:p>
+    <w:p>
+      <w:pPr>
+        <w:spacing w:before="16" w:after="16"/>
+        <w:ind w:left="283" w:right="57"/>
+        <w:rPr>
+          <w:rFonts w:ascii="Calibri" w:hAnsi="Calibri" w:cs="Calibri"/>
+          <w:sz w:val="28"/>
+          <w:szCs w:val="28"/>
+        </w:rPr>
+      </w:pPr>
+      <w:r>
+        <w:rPr>
+          <w:rFonts w:ascii="Calibri" w:hAnsi="Calibri" w:cs="Calibri"/>
+          <w:sz w:val="28"/>
+          <w:szCs w:val="28"/>
+        </w:rPr>
+        <w:t>For SAP ABAP developers, SAP NetWeaver is particularly important because ABAP programs run on the Application Server ABAP (AS ABAP). Whenever a user executes a report, runs a transaction code, or accesses a module pool application, the request is processed through the NetWeaver platform.</w:t>
+      </w:r>
+    </w:p>
+    <w:p>
+      <w:pPr>
+        <w:spacing w:before="16" w:after="16"/>
+        <w:ind w:left="283" w:right="57"/>
+        <w:rPr>
+          <w:rFonts w:ascii="Calibri" w:hAnsi="Calibri" w:cs="Calibri"/>
+          <w:sz w:val="28"/>
+          <w:szCs w:val="28"/>
+        </w:rPr>
+      </w:pPr>
+      <w:r>
+        <w:rPr>
+          <w:rFonts w:ascii="Calibri" w:hAnsi="Calibri" w:cs="Calibri"/>
+          <w:sz w:val="28"/>
+          <w:szCs w:val="28"/>
+        </w:rPr>
+        <w:t>Therefore, SAP NetWeaver serves as the technical foundation upon which SAP ABAP applications are developed and executed.</w:t>
+      </w:r>
+    </w:p>
+    <w:p>
+      <w:pPr>
+        <w:spacing w:before="16" w:after="16"/>
+        <w:ind w:right="57"/>
+        <w:rPr>
+          <w:rFonts w:ascii="Calibri" w:hAnsi="Calibri" w:cs="Calibri"/>
+          <w:sz w:val="28"/>
+          <w:szCs w:val="28"/>
+        </w:rPr>
+      </w:pPr>
+    </w:p>
+    <w:p>
+      <w:pPr>
+        <w:spacing w:before="16" w:after="16"/>
+        <w:ind w:right="57"/>
+        <w:rPr>
+          <w:rFonts w:ascii="Calibri" w:hAnsi="Calibri" w:cs="Calibri"/>
+          <w:b/>
+          <w:bCs/>
+          <w:sz w:val="30"/>
+          <w:szCs w:val="30"/>
+        </w:rPr>
+      </w:pPr>
+      <w:r>
+        <w:rPr>
+          <w:rFonts w:ascii="Calibri" w:hAnsi="Calibri" w:cs="Calibri"/>
+          <w:b/>
+          <w:bCs/>
+          <w:sz w:val="30"/>
+          <w:szCs w:val="30"/>
+        </w:rPr>
+        <w:t>SAP System Landscape</w:t>
+      </w:r>
+    </w:p>
+    <w:p>
+      <w:pPr>
+        <w:spacing w:before="16" w:after="16"/>
+        <w:ind w:left="283" w:right="57"/>
+        <w:rPr>
+          <w:rFonts w:ascii="Calibri" w:hAnsi="Calibri" w:cs="Calibri"/>
+          <w:sz w:val="28"/>
+          <w:szCs w:val="28"/>
+        </w:rPr>
+      </w:pPr>
+      <w:r>
+        <w:rPr>
+          <w:rFonts w:ascii="Calibri" w:hAnsi="Calibri" w:cs="Calibri"/>
+          <w:sz w:val="28"/>
+          <w:szCs w:val="28"/>
+        </w:rPr>
+        <w:t>SAP System Landscape refers to the arrangement of different SAP systems used in an organization to develop, test, and deploy SAP applications safely and efficiently.</w:t>
+      </w:r>
+    </w:p>
+    <w:p>
+      <w:pPr>
+        <w:spacing w:before="16" w:after="16"/>
+        <w:ind w:left="283" w:right="57"/>
+        <w:rPr>
+          <w:rFonts w:ascii="Calibri" w:hAnsi="Calibri" w:cs="Calibri"/>
+          <w:sz w:val="28"/>
+          <w:szCs w:val="28"/>
+        </w:rPr>
+      </w:pPr>
+      <w:r>
+        <w:rPr>
+          <w:rFonts w:ascii="Calibri" w:hAnsi="Calibri" w:cs="Calibri"/>
+          <w:sz w:val="28"/>
+          <w:szCs w:val="28"/>
+        </w:rPr>
+        <w:t>Instead of making changes directly in the live system, SAP uses separate systems for development, testing, and production. This approach reduces risks and ensures system stability.</w:t>
+      </w:r>
+    </w:p>
+    <w:p>
+      <w:pPr>
+        <w:spacing w:before="16" w:after="16"/>
+        <w:ind w:left="283" w:right="57"/>
+        <w:rPr>
+          <w:rFonts w:ascii="Calibri" w:hAnsi="Calibri" w:cs="Calibri"/>
+          <w:sz w:val="28"/>
+          <w:szCs w:val="28"/>
+        </w:rPr>
+      </w:pPr>
+      <w:r>
+        <w:rPr>
+          <w:rFonts w:ascii="Calibri" w:hAnsi="Calibri" w:cs="Calibri"/>
+          <w:sz w:val="28"/>
+          <w:szCs w:val="28"/>
+        </w:rPr>
+        <w:t>A typical SAP landscape consists of three systems:</w:t>
+      </w:r>
+    </w:p>
+    <w:p>
+      <w:pPr>
+        <w:spacing w:before="16" w:after="16"/>
+        <w:ind w:left="283" w:right="57"/>
+        <w:rPr>
+          <w:rFonts w:ascii="Calibri" w:hAnsi="Calibri" w:cs="Calibri"/>
+          <w:sz w:val="28"/>
+          <w:szCs w:val="28"/>
+        </w:rPr>
+      </w:pPr>
+      <w:r>
+        <w:rPr>
+          <w:rFonts w:ascii="Calibri" w:hAnsi="Calibri" w:cs="Calibri"/>
+          <w:sz w:val="28"/>
+          <w:szCs w:val="28"/>
+        </w:rPr>
+        <w:t>• Development System (DEV)</w:t>
+      </w:r>
+    </w:p>
+    <w:p>
+      <w:pPr>
+        <w:spacing w:before="16" w:after="16"/>
+        <w:ind w:left="283" w:right="57"/>
+        <w:rPr>
+          <w:rFonts w:ascii="Calibri" w:hAnsi="Calibri" w:cs="Calibri"/>
+          <w:sz w:val="28"/>
+          <w:szCs w:val="28"/>
+        </w:rPr>
+      </w:pPr>
+      <w:r>
+        <w:rPr>
+          <w:rFonts w:ascii="Calibri" w:hAnsi="Calibri" w:cs="Calibri"/>
+          <w:sz w:val="28"/>
+          <w:szCs w:val="28"/>
+        </w:rPr>
+        <w:t>• Quality Assurance System (QAS)</w:t>
+      </w:r>
+    </w:p>
+    <w:p>
+      <w:pPr>
+        <w:spacing w:before="16" w:after="16"/>
+        <w:ind w:left="283" w:right="57"/>
+        <w:rPr>
+          <w:rFonts w:ascii="Calibri" w:hAnsi="Calibri" w:cs="Calibri"/>
+          <w:sz w:val="28"/>
+          <w:szCs w:val="28"/>
+        </w:rPr>
+      </w:pPr>
+      <w:r>
+        <w:rPr>
+          <w:rFonts w:ascii="Calibri" w:hAnsi="Calibri" w:cs="Calibri"/>
+          <w:sz w:val="28"/>
+          <w:szCs w:val="28"/>
+        </w:rPr>
+        <w:t>• Production System (PRD)</w:t>
+      </w:r>
+    </w:p>
+    <w:p>
+      <w:pPr>
+        <w:spacing w:before="16" w:after="16"/>
+        <w:ind w:left="283" w:right="57"/>
+        <w:rPr>
+          <w:rFonts w:ascii="Calibri" w:hAnsi="Calibri" w:cs="Calibri"/>
+          <w:sz w:val="28"/>
+          <w:szCs w:val="28"/>
+        </w:rPr>
+      </w:pPr>
+    </w:p>
+    <w:p>
+      <w:pPr>
+        <w:spacing w:before="16" w:after="16"/>
+        <w:ind w:right="57"/>
+        <w:rPr>
+          <w:rFonts w:ascii="Calibri" w:hAnsi="Calibri" w:cs="Calibri"/>
+          <w:b/>
+          <w:bCs/>
+          <w:sz w:val="28"/>
+          <w:szCs w:val="28"/>
+        </w:rPr>
+      </w:pPr>
+      <w:r>
+        <w:rPr>
+          <w:rFonts w:ascii="Calibri" w:hAnsi="Calibri" w:cs="Calibri"/>
+          <w:b/>
+          <w:bCs/>
+          <w:sz w:val="28"/>
+          <w:szCs w:val="28"/>
+        </w:rPr>
+        <w:t>Why Do We Need a System Landscape?</w:t>
+      </w:r>
+    </w:p>
+    <w:p>
+      <w:pPr>
+        <w:spacing w:before="16" w:after="16"/>
+        <w:ind w:left="283" w:right="57"/>
+        <w:rPr>
+          <w:rFonts w:ascii="Calibri" w:hAnsi="Calibri" w:cs="Calibri"/>
+          <w:sz w:val="28"/>
+          <w:szCs w:val="28"/>
+        </w:rPr>
+      </w:pPr>
+      <w:r>
+        <w:rPr>
+          <w:rFonts w:ascii="Calibri" w:hAnsi="Calibri" w:cs="Calibri"/>
+          <w:sz w:val="28"/>
+          <w:szCs w:val="28"/>
+        </w:rPr>
+        <w:t>Imagine an SAP ABAP developer directly modifies a program in the live production system. If the program contains errors, it may affect thousands of users and business operations.</w:t>
+      </w:r>
+    </w:p>
+    <w:p>
+      <w:pPr>
+        <w:spacing w:before="16" w:after="16"/>
+        <w:ind w:left="283" w:right="57"/>
+        <w:rPr>
+          <w:rFonts w:ascii="Calibri" w:hAnsi="Calibri" w:cs="Calibri"/>
+          <w:sz w:val="28"/>
+          <w:szCs w:val="28"/>
+        </w:rPr>
+      </w:pPr>
+      <w:r>
+        <w:rPr>
+          <w:rFonts w:ascii="Calibri" w:hAnsi="Calibri" w:cs="Calibri"/>
+          <w:sz w:val="28"/>
+          <w:szCs w:val="28"/>
+        </w:rPr>
+        <w:t>To avoid such situations, SAP uses separate systems where developments are first created, then tested, and finally moved to production.</w:t>
+      </w:r>
+    </w:p>
+    <w:p>
+      <w:pPr>
+        <w:spacing w:before="16" w:after="16"/>
+        <w:ind w:left="283" w:right="57"/>
+        <w:rPr>
+          <w:rFonts w:ascii="Calibri" w:hAnsi="Calibri" w:cs="Calibri"/>
+          <w:sz w:val="28"/>
+          <w:szCs w:val="28"/>
+        </w:rPr>
+      </w:pPr>
+      <w:r>
+        <w:rPr>
+          <w:rFonts w:ascii="Calibri" w:hAnsi="Calibri" w:cs="Calibri"/>
+          <w:sz w:val="28"/>
+          <w:szCs w:val="28"/>
+        </w:rPr>
+        <w:lastRenderedPageBreak/>
+        <w:t>The SAP System Landscape helps organizations:</w:t>
+      </w:r>
+    </w:p>
+    <w:p>
+      <w:pPr>
+        <w:spacing w:before="16" w:after="16"/>
+        <w:ind w:left="283" w:right="57"/>
+        <w:rPr>
+          <w:rFonts w:ascii="Calibri" w:hAnsi="Calibri" w:cs="Calibri"/>
+          <w:sz w:val="28"/>
+          <w:szCs w:val="28"/>
+        </w:rPr>
+      </w:pPr>
+      <w:r>
+        <w:rPr>
+          <w:rFonts w:ascii="Calibri" w:hAnsi="Calibri" w:cs="Calibri"/>
+          <w:sz w:val="28"/>
+          <w:szCs w:val="28"/>
+        </w:rPr>
+        <w:t>• Develop applications safely.</w:t>
+      </w:r>
+    </w:p>
+    <w:p>
+      <w:pPr>
+        <w:spacing w:before="16" w:after="16"/>
+        <w:ind w:left="283" w:right="57"/>
+        <w:rPr>
+          <w:rFonts w:ascii="Calibri" w:hAnsi="Calibri" w:cs="Calibri"/>
+          <w:sz w:val="28"/>
+          <w:szCs w:val="28"/>
+        </w:rPr>
+      </w:pPr>
+      <w:r>
+        <w:rPr>
+          <w:rFonts w:ascii="Calibri" w:hAnsi="Calibri" w:cs="Calibri"/>
+          <w:sz w:val="28"/>
+          <w:szCs w:val="28"/>
+        </w:rPr>
+        <w:t>• Test changes before deployment.</w:t>
+      </w:r>
+    </w:p>
+    <w:p>
+      <w:pPr>
+        <w:spacing w:before="16" w:after="16"/>
+        <w:ind w:left="283" w:right="57"/>
+        <w:rPr>
+          <w:rFonts w:ascii="Calibri" w:hAnsi="Calibri" w:cs="Calibri"/>
+          <w:sz w:val="28"/>
+          <w:szCs w:val="28"/>
+        </w:rPr>
+      </w:pPr>
+      <w:r>
+        <w:rPr>
+          <w:rFonts w:ascii="Calibri" w:hAnsi="Calibri" w:cs="Calibri"/>
+          <w:sz w:val="28"/>
+          <w:szCs w:val="28"/>
+        </w:rPr>
+        <w:t>• Reduce business risks.</w:t>
+      </w:r>
+    </w:p>
+    <w:p>
+      <w:pPr>
+        <w:spacing w:before="16" w:after="16"/>
+        <w:ind w:left="283" w:right="57"/>
+        <w:rPr>
+          <w:rFonts w:ascii="Calibri" w:hAnsi="Calibri" w:cs="Calibri"/>
+          <w:sz w:val="28"/>
+          <w:szCs w:val="28"/>
+        </w:rPr>
+      </w:pPr>
+      <w:r>
+        <w:rPr>
+          <w:rFonts w:ascii="Calibri" w:hAnsi="Calibri" w:cs="Calibri"/>
+          <w:sz w:val="28"/>
+          <w:szCs w:val="28"/>
+        </w:rPr>
+        <w:t>• Maintain system stability.</w:t>
+      </w:r>
+    </w:p>
+    <w:p>
+      <w:pPr>
+        <w:spacing w:before="16" w:after="16"/>
+        <w:ind w:left="283" w:right="57"/>
+        <w:rPr>
+          <w:rFonts w:ascii="Calibri" w:hAnsi="Calibri" w:cs="Calibri"/>
+          <w:sz w:val="28"/>
+          <w:szCs w:val="28"/>
+        </w:rPr>
+      </w:pPr>
+      <w:r>
+        <w:rPr>
+          <w:rFonts w:ascii="Calibri" w:hAnsi="Calibri" w:cs="Calibri"/>
+          <w:sz w:val="28"/>
+          <w:szCs w:val="28"/>
+        </w:rPr>
+        <w:t>• Ensure quality and reliability.</w:t>
+      </w:r>
+    </w:p>
+    <w:p>
+      <w:pPr>
+        <w:spacing w:before="16" w:after="16"/>
+        <w:ind w:left="283" w:right="57"/>
+        <w:rPr>
+          <w:rFonts w:ascii="Calibri" w:hAnsi="Calibri" w:cs="Calibri"/>
+          <w:sz w:val="28"/>
+          <w:szCs w:val="28"/>
+        </w:rPr>
+      </w:pPr>
+    </w:p>
+    <w:p>
+      <w:pPr>
+        <w:spacing w:before="16" w:after="16"/>
+        <w:ind w:right="57"/>
+        <w:rPr>
+          <w:rFonts w:ascii="Calibri" w:hAnsi="Calibri" w:cs="Calibri"/>
+          <w:b/>
+          <w:bCs/>
+          <w:sz w:val="28"/>
+          <w:szCs w:val="28"/>
+        </w:rPr>
+      </w:pPr>
+      <w:r>
+        <w:rPr>
+          <w:rFonts w:ascii="Calibri" w:hAnsi="Calibri" w:cs="Calibri"/>
+          <w:b/>
+          <w:bCs/>
+          <w:sz w:val="28"/>
+          <w:szCs w:val="28"/>
+        </w:rPr>
+        <w:t>Types of Systems in SAP Landscape</w:t>
+      </w:r>
+    </w:p>
+    <w:p>
+      <w:pPr>
+        <w:spacing w:before="16" w:after="16"/>
+        <w:ind w:left="283" w:right="57"/>
+        <w:rPr>
+          <w:rFonts w:ascii="Calibri" w:hAnsi="Calibri" w:cs="Calibri"/>
+          <w:b/>
+          <w:bCs/>
+          <w:sz w:val="28"/>
+          <w:szCs w:val="28"/>
+        </w:rPr>
+      </w:pPr>
+      <w:r>
+        <w:rPr>
+          <w:rFonts w:ascii="Calibri" w:hAnsi="Calibri" w:cs="Calibri"/>
+          <w:b/>
+          <w:bCs/>
+          <w:sz w:val="28"/>
+          <w:szCs w:val="28"/>
+        </w:rPr>
+        <w:t>1. Development System (DEV)</w:t>
+      </w:r>
+    </w:p>
+    <w:p>
+      <w:pPr>
+        <w:spacing w:before="16" w:after="16"/>
+        <w:ind w:left="283" w:right="57"/>
+        <w:rPr>
+          <w:rFonts w:ascii="Calibri" w:hAnsi="Calibri" w:cs="Calibri"/>
+          <w:sz w:val="28"/>
+          <w:szCs w:val="28"/>
+        </w:rPr>
+      </w:pPr>
+      <w:r>
+        <w:rPr>
+          <w:rFonts w:ascii="Calibri" w:hAnsi="Calibri" w:cs="Calibri"/>
+          <w:sz w:val="28"/>
+          <w:szCs w:val="28"/>
+        </w:rPr>
+        <w:t>The Development System is used by developers and consultants to create and modify SAP objects.</w:t>
+      </w:r>
+    </w:p>
+    <w:p>
+      <w:pPr>
+        <w:spacing w:before="16" w:after="16"/>
+        <w:ind w:left="283" w:right="57"/>
+        <w:rPr>
+          <w:rFonts w:ascii="Calibri" w:hAnsi="Calibri" w:cs="Calibri"/>
+          <w:sz w:val="28"/>
+          <w:szCs w:val="28"/>
+        </w:rPr>
+      </w:pPr>
+      <w:r>
+        <w:rPr>
+          <w:rFonts w:ascii="Calibri" w:hAnsi="Calibri" w:cs="Calibri"/>
+          <w:sz w:val="28"/>
+          <w:szCs w:val="28"/>
+        </w:rPr>
+        <w:t>Activities performed in DEV:</w:t>
+      </w:r>
+    </w:p>
+    <w:p>
+      <w:pPr>
+        <w:spacing w:before="16" w:after="16"/>
+        <w:ind w:left="283" w:right="57"/>
+        <w:rPr>
+          <w:rFonts w:ascii="Calibri" w:hAnsi="Calibri" w:cs="Calibri"/>
+          <w:sz w:val="28"/>
+          <w:szCs w:val="28"/>
+        </w:rPr>
+      </w:pPr>
+      <w:r>
+        <w:rPr>
+          <w:rFonts w:ascii="Calibri" w:hAnsi="Calibri" w:cs="Calibri"/>
+          <w:sz w:val="28"/>
+          <w:szCs w:val="28"/>
+        </w:rPr>
+        <w:t>• Program Development</w:t>
+      </w:r>
+    </w:p>
+    <w:p>
+      <w:pPr>
+        <w:spacing w:before="16" w:after="16"/>
+        <w:ind w:left="283" w:right="57"/>
+        <w:rPr>
+          <w:rFonts w:ascii="Calibri" w:hAnsi="Calibri" w:cs="Calibri"/>
+          <w:sz w:val="28"/>
+          <w:szCs w:val="28"/>
+        </w:rPr>
+      </w:pPr>
+      <w:r>
+        <w:rPr>
+          <w:rFonts w:ascii="Calibri" w:hAnsi="Calibri" w:cs="Calibri"/>
+          <w:sz w:val="28"/>
+          <w:szCs w:val="28"/>
+        </w:rPr>
+        <w:t>• Table Creation</w:t>
+      </w:r>
+    </w:p>
+    <w:p>
+      <w:pPr>
+        <w:spacing w:before="16" w:after="16"/>
+        <w:ind w:left="283" w:right="57"/>
+        <w:rPr>
+          <w:rFonts w:ascii="Calibri" w:hAnsi="Calibri" w:cs="Calibri"/>
+          <w:sz w:val="28"/>
+          <w:szCs w:val="28"/>
+        </w:rPr>
+      </w:pPr>
+      <w:r>
+        <w:rPr>
+          <w:rFonts w:ascii="Calibri" w:hAnsi="Calibri" w:cs="Calibri"/>
+          <w:sz w:val="28"/>
+          <w:szCs w:val="28"/>
+        </w:rPr>
+        <w:t>• SmartForms Development</w:t>
+      </w:r>
+    </w:p>
+    <w:p>
+      <w:pPr>
+        <w:spacing w:before="16" w:after="16"/>
+        <w:ind w:left="283" w:right="57"/>
+        <w:rPr>
+          <w:rFonts w:ascii="Calibri" w:hAnsi="Calibri" w:cs="Calibri"/>
+          <w:sz w:val="28"/>
+          <w:szCs w:val="28"/>
+        </w:rPr>
+      </w:pPr>
+      <w:r>
+        <w:rPr>
+          <w:rFonts w:ascii="Calibri" w:hAnsi="Calibri" w:cs="Calibri"/>
+          <w:sz w:val="28"/>
+          <w:szCs w:val="28"/>
+        </w:rPr>
+        <w:t>• Module Pool Programming</w:t>
+      </w:r>
+    </w:p>
+    <w:p>
+      <w:pPr>
+        <w:spacing w:before="16" w:after="16"/>
+        <w:ind w:left="283" w:right="57"/>
+        <w:rPr>
+          <w:rFonts w:ascii="Calibri" w:hAnsi="Calibri" w:cs="Calibri"/>
+          <w:sz w:val="28"/>
+          <w:szCs w:val="28"/>
+        </w:rPr>
+      </w:pPr>
+      <w:r>
+        <w:rPr>
+          <w:rFonts w:ascii="Calibri" w:hAnsi="Calibri" w:cs="Calibri"/>
+          <w:sz w:val="28"/>
+          <w:szCs w:val="28"/>
+        </w:rPr>
+        <w:t>• Enhancements</w:t>
+      </w:r>
+    </w:p>
+    <w:p>
+      <w:pPr>
+        <w:spacing w:before="16" w:after="16"/>
+        <w:ind w:left="283" w:right="57"/>
+        <w:rPr>
+          <w:rFonts w:ascii="Calibri" w:hAnsi="Calibri" w:cs="Calibri"/>
+          <w:sz w:val="28"/>
+          <w:szCs w:val="28"/>
+        </w:rPr>
+      </w:pPr>
+      <w:r>
+        <w:rPr>
+          <w:rFonts w:ascii="Calibri" w:hAnsi="Calibri" w:cs="Calibri"/>
+          <w:sz w:val="28"/>
+          <w:szCs w:val="28"/>
+        </w:rPr>
+        <w:t>• BAPI Development</w:t>
+      </w:r>
+    </w:p>
+    <w:p>
+      <w:pPr>
+        <w:spacing w:before="16" w:after="16"/>
+        <w:ind w:left="283" w:right="57"/>
+        <w:rPr>
+          <w:rFonts w:ascii="Calibri" w:hAnsi="Calibri" w:cs="Calibri"/>
+          <w:sz w:val="28"/>
+          <w:szCs w:val="28"/>
+        </w:rPr>
+      </w:pPr>
+      <w:r>
+        <w:rPr>
+          <w:rFonts w:ascii="Calibri" w:hAnsi="Calibri" w:cs="Calibri"/>
+          <w:sz w:val="28"/>
+          <w:szCs w:val="28"/>
+        </w:rPr>
+        <w:t>For example, when an ABAP developer creates a new report, it is first developed in the DEV system.</w:t>
+      </w:r>
+    </w:p>
+    <w:p>
+      <w:pPr>
+        <w:spacing w:before="16" w:after="16"/>
+        <w:ind w:left="283" w:right="57"/>
+        <w:rPr>
+          <w:rFonts w:ascii="Calibri" w:hAnsi="Calibri" w:cs="Calibri"/>
+          <w:sz w:val="28"/>
+          <w:szCs w:val="28"/>
+        </w:rPr>
+      </w:pPr>
+    </w:p>
+    <w:p>
+      <w:pPr>
+        <w:spacing w:before="16" w:after="16"/>
+        <w:ind w:left="283" w:right="57"/>
+        <w:rPr>
+          <w:rFonts w:ascii="Calibri" w:hAnsi="Calibri" w:cs="Calibri"/>
+          <w:b/>
+          <w:bCs/>
+          <w:sz w:val="28"/>
+          <w:szCs w:val="28"/>
+        </w:rPr>
+      </w:pPr>
+      <w:r>
+        <w:rPr>
+          <w:rFonts w:ascii="Calibri" w:hAnsi="Calibri" w:cs="Calibri"/>
+          <w:b/>
+          <w:bCs/>
+          <w:sz w:val="28"/>
+          <w:szCs w:val="28"/>
+        </w:rPr>
+        <w:t>2. Quality Assurance System (QAS)</w:t>
+      </w:r>
+    </w:p>
+    <w:p>
+      <w:pPr>
+        <w:spacing w:before="16" w:after="16"/>
+        <w:ind w:left="283" w:right="57"/>
+        <w:rPr>
+          <w:rFonts w:ascii="Calibri" w:hAnsi="Calibri" w:cs="Calibri"/>
+          <w:sz w:val="28"/>
+          <w:szCs w:val="28"/>
+        </w:rPr>
+      </w:pPr>
+      <w:r>
+        <w:rPr>
+          <w:rFonts w:ascii="Calibri" w:hAnsi="Calibri" w:cs="Calibri"/>
+          <w:sz w:val="28"/>
+          <w:szCs w:val="28"/>
+        </w:rPr>
+        <w:t>After development is completed, the changes are transported to the Quality Assurance System.</w:t>
+      </w:r>
+    </w:p>
+    <w:p>
+      <w:pPr>
+        <w:spacing w:before="16" w:after="16"/>
+        <w:ind w:left="283" w:right="57"/>
+        <w:rPr>
+          <w:rFonts w:ascii="Calibri" w:hAnsi="Calibri" w:cs="Calibri"/>
+          <w:sz w:val="28"/>
+          <w:szCs w:val="28"/>
+        </w:rPr>
+      </w:pPr>
+      <w:r>
+        <w:rPr>
+          <w:rFonts w:ascii="Calibri" w:hAnsi="Calibri" w:cs="Calibri"/>
+          <w:sz w:val="28"/>
+          <w:szCs w:val="28"/>
+        </w:rPr>
+        <w:t>Purpose of QAS:</w:t>
+      </w:r>
+    </w:p>
+    <w:p>
+      <w:pPr>
+        <w:spacing w:before="16" w:after="16"/>
+        <w:ind w:left="283" w:right="57"/>
+        <w:rPr>
+          <w:rFonts w:ascii="Calibri" w:hAnsi="Calibri" w:cs="Calibri"/>
+          <w:sz w:val="28"/>
+          <w:szCs w:val="28"/>
+        </w:rPr>
+      </w:pPr>
+      <w:r>
+        <w:rPr>
+          <w:rFonts w:ascii="Calibri" w:hAnsi="Calibri" w:cs="Calibri"/>
+          <w:sz w:val="28"/>
+          <w:szCs w:val="28"/>
+        </w:rPr>
+        <w:t>• Testing</w:t>
+      </w:r>
+    </w:p>
+    <w:p>
+      <w:pPr>
+        <w:spacing w:before="16" w:after="16"/>
+        <w:ind w:left="283" w:right="57"/>
+        <w:rPr>
+          <w:rFonts w:ascii="Calibri" w:hAnsi="Calibri" w:cs="Calibri"/>
+          <w:sz w:val="28"/>
+          <w:szCs w:val="28"/>
+        </w:rPr>
+      </w:pPr>
+      <w:r>
+        <w:rPr>
+          <w:rFonts w:ascii="Calibri" w:hAnsi="Calibri" w:cs="Calibri"/>
+          <w:sz w:val="28"/>
+          <w:szCs w:val="28"/>
+        </w:rPr>
+        <w:t>• Validation</w:t>
+      </w:r>
+    </w:p>
+    <w:p>
+      <w:pPr>
+        <w:spacing w:before="16" w:after="16"/>
+        <w:ind w:left="283" w:right="57"/>
+        <w:rPr>
+          <w:rFonts w:ascii="Calibri" w:hAnsi="Calibri" w:cs="Calibri"/>
+          <w:sz w:val="28"/>
+          <w:szCs w:val="28"/>
+        </w:rPr>
+      </w:pPr>
+      <w:r>
+        <w:rPr>
+          <w:rFonts w:ascii="Calibri" w:hAnsi="Calibri" w:cs="Calibri"/>
+          <w:sz w:val="28"/>
+          <w:szCs w:val="28"/>
+        </w:rPr>
+        <w:t>• User Acceptance Testing (UAT)</w:t>
+      </w:r>
+    </w:p>
+    <w:p>
+      <w:pPr>
+        <w:spacing w:before="16" w:after="16"/>
+        <w:ind w:left="283" w:right="57"/>
+        <w:rPr>
+          <w:rFonts w:ascii="Calibri" w:hAnsi="Calibri" w:cs="Calibri"/>
+          <w:sz w:val="28"/>
+          <w:szCs w:val="28"/>
+        </w:rPr>
+      </w:pPr>
+      <w:r>
+        <w:rPr>
+          <w:rFonts w:ascii="Calibri" w:hAnsi="Calibri" w:cs="Calibri"/>
+          <w:sz w:val="28"/>
+          <w:szCs w:val="28"/>
+        </w:rPr>
+        <w:t>• Bug Identification</w:t>
+      </w:r>
+    </w:p>
+    <w:p>
+      <w:pPr>
+        <w:spacing w:before="16" w:after="16"/>
+        <w:ind w:left="283" w:right="57"/>
+        <w:rPr>
+          <w:rFonts w:ascii="Calibri" w:hAnsi="Calibri" w:cs="Calibri"/>
+          <w:sz w:val="28"/>
+          <w:szCs w:val="28"/>
+        </w:rPr>
+      </w:pPr>
+      <w:r>
+        <w:rPr>
+          <w:rFonts w:ascii="Calibri" w:hAnsi="Calibri" w:cs="Calibri"/>
+          <w:sz w:val="28"/>
+          <w:szCs w:val="28"/>
+        </w:rPr>
+        <w:lastRenderedPageBreak/>
+        <w:t>Business users and testers verify whether the developed solution works correctly before it is released to production.</w:t>
+      </w:r>
+    </w:p>
+    <w:p>
+      <w:pPr>
+        <w:spacing w:before="16" w:after="16"/>
+        <w:ind w:left="283" w:right="57"/>
+        <w:rPr>
+          <w:rFonts w:ascii="Calibri" w:hAnsi="Calibri" w:cs="Calibri"/>
+          <w:sz w:val="28"/>
+          <w:szCs w:val="28"/>
+        </w:rPr>
+      </w:pPr>
+    </w:p>
+    <w:p>
+      <w:pPr>
+        <w:spacing w:before="16" w:after="16"/>
+        <w:ind w:left="283" w:right="57"/>
+        <w:rPr>
+          <w:rFonts w:ascii="Calibri" w:hAnsi="Calibri" w:cs="Calibri"/>
+          <w:b/>
+          <w:bCs/>
+          <w:sz w:val="28"/>
+          <w:szCs w:val="28"/>
+        </w:rPr>
+      </w:pPr>
+      <w:r>
+        <w:rPr>
+          <w:rFonts w:ascii="Calibri" w:hAnsi="Calibri" w:cs="Calibri"/>
+          <w:b/>
+          <w:bCs/>
+          <w:sz w:val="28"/>
+          <w:szCs w:val="28"/>
+        </w:rPr>
+        <w:t>3. Production System (PRD)</w:t>
+      </w:r>
+    </w:p>
+    <w:p>
+      <w:pPr>
+        <w:spacing w:before="16" w:after="16"/>
+        <w:ind w:left="283" w:right="57"/>
+        <w:rPr>
+          <w:rFonts w:ascii="Calibri" w:hAnsi="Calibri" w:cs="Calibri"/>
+          <w:sz w:val="28"/>
+          <w:szCs w:val="28"/>
+        </w:rPr>
+      </w:pPr>
+      <w:r>
+        <w:rPr>
+          <w:rFonts w:ascii="Calibri" w:hAnsi="Calibri" w:cs="Calibri"/>
+          <w:sz w:val="28"/>
+          <w:szCs w:val="28"/>
+        </w:rPr>
+        <w:t>The Production System is the live environment where actual business transactions are performed.</w:t>
+      </w:r>
+    </w:p>
+    <w:p>
+      <w:pPr>
+        <w:spacing w:before="16" w:after="16"/>
+        <w:ind w:left="283" w:right="57"/>
+        <w:rPr>
+          <w:rFonts w:ascii="Calibri" w:hAnsi="Calibri" w:cs="Calibri"/>
+          <w:sz w:val="28"/>
+          <w:szCs w:val="28"/>
+        </w:rPr>
+      </w:pPr>
+      <w:r>
+        <w:rPr>
+          <w:rFonts w:ascii="Calibri" w:hAnsi="Calibri" w:cs="Calibri"/>
+          <w:sz w:val="28"/>
+          <w:szCs w:val="28"/>
+        </w:rPr>
+        <w:t>Activities in PRD:</w:t>
+      </w:r>
+    </w:p>
+    <w:p>
+      <w:pPr>
+        <w:spacing w:before="16" w:after="16"/>
+        <w:ind w:left="283" w:right="57"/>
+        <w:rPr>
+          <w:rFonts w:ascii="Calibri" w:hAnsi="Calibri" w:cs="Calibri"/>
+          <w:sz w:val="28"/>
+          <w:szCs w:val="28"/>
+        </w:rPr>
+      </w:pPr>
+      <w:r>
+        <w:rPr>
+          <w:rFonts w:ascii="Calibri" w:hAnsi="Calibri" w:cs="Calibri"/>
+          <w:sz w:val="28"/>
+          <w:szCs w:val="28"/>
+        </w:rPr>
+        <w:t>• Daily Business Operations</w:t>
+      </w:r>
+    </w:p>
+    <w:p>
+      <w:pPr>
+        <w:spacing w:before="16" w:after="16"/>
+        <w:ind w:left="283" w:right="57"/>
+        <w:rPr>
+          <w:rFonts w:ascii="Calibri" w:hAnsi="Calibri" w:cs="Calibri"/>
+          <w:sz w:val="28"/>
+          <w:szCs w:val="28"/>
+        </w:rPr>
+      </w:pPr>
+      <w:r>
+        <w:rPr>
+          <w:rFonts w:ascii="Calibri" w:hAnsi="Calibri" w:cs="Calibri"/>
+          <w:sz w:val="28"/>
+          <w:szCs w:val="28"/>
+        </w:rPr>
+        <w:t>• Order Processing</w:t>
+      </w:r>
+    </w:p>
+    <w:p>
+      <w:pPr>
+        <w:spacing w:before="16" w:after="16"/>
+        <w:ind w:left="283" w:right="57"/>
+        <w:rPr>
+          <w:rFonts w:ascii="Calibri" w:hAnsi="Calibri" w:cs="Calibri"/>
+          <w:sz w:val="28"/>
+          <w:szCs w:val="28"/>
+        </w:rPr>
+      </w:pPr>
+      <w:r>
+        <w:rPr>
+          <w:rFonts w:ascii="Calibri" w:hAnsi="Calibri" w:cs="Calibri"/>
+          <w:sz w:val="28"/>
+          <w:szCs w:val="28"/>
+        </w:rPr>
+        <w:t>• Inventory Management</w:t>
+      </w:r>
+    </w:p>
+    <w:p>
+      <w:pPr>
+        <w:spacing w:before="16" w:after="16"/>
+        <w:ind w:left="283" w:right="57"/>
+        <w:rPr>
+          <w:rFonts w:ascii="Calibri" w:hAnsi="Calibri" w:cs="Calibri"/>
+          <w:sz w:val="28"/>
+          <w:szCs w:val="28"/>
+        </w:rPr>
+      </w:pPr>
+      <w:r>
+        <w:rPr>
+          <w:rFonts w:ascii="Calibri" w:hAnsi="Calibri" w:cs="Calibri"/>
+          <w:sz w:val="28"/>
+          <w:szCs w:val="28"/>
+        </w:rPr>
+        <w:t>• Financial Transactions</w:t>
+      </w:r>
+    </w:p>
+    <w:p>
+      <w:pPr>
+        <w:spacing w:before="16" w:after="16"/>
+        <w:ind w:left="283" w:right="57"/>
+        <w:rPr>
+          <w:rFonts w:ascii="Calibri" w:hAnsi="Calibri" w:cs="Calibri"/>
+          <w:sz w:val="28"/>
+          <w:szCs w:val="28"/>
+        </w:rPr>
+      </w:pPr>
+      <w:r>
+        <w:rPr>
+          <w:rFonts w:ascii="Calibri" w:hAnsi="Calibri" w:cs="Calibri"/>
+          <w:sz w:val="28"/>
+          <w:szCs w:val="28"/>
+        </w:rPr>
+        <w:t>• Employee Management</w:t>
+      </w:r>
+    </w:p>
+    <w:p>
+      <w:pPr>
+        <w:spacing w:before="16" w:after="16"/>
+        <w:ind w:left="283" w:right="57"/>
+        <w:rPr>
+          <w:rFonts w:ascii="Calibri" w:hAnsi="Calibri" w:cs="Calibri"/>
+          <w:sz w:val="28"/>
+          <w:szCs w:val="28"/>
+        </w:rPr>
+      </w:pPr>
+      <w:r>
+        <w:rPr>
+          <w:rFonts w:ascii="Calibri" w:hAnsi="Calibri" w:cs="Calibri"/>
+          <w:sz w:val="28"/>
+          <w:szCs w:val="28"/>
+        </w:rPr>
+        <w:t>End users work in the production system.</w:t>
+      </w:r>
+    </w:p>
+    <w:p>
+      <w:pPr>
+        <w:spacing w:before="16" w:after="16"/>
+        <w:ind w:left="283" w:right="57"/>
+        <w:rPr>
+          <w:rFonts w:ascii="Calibri" w:hAnsi="Calibri" w:cs="Calibri"/>
+          <w:sz w:val="28"/>
+          <w:szCs w:val="28"/>
+        </w:rPr>
+      </w:pPr>
+      <w:r>
+        <w:rPr>
+          <w:rFonts w:ascii="Calibri" w:hAnsi="Calibri" w:cs="Calibri"/>
+          <w:sz w:val="28"/>
+          <w:szCs w:val="28"/>
+        </w:rPr>
+        <w:t>No direct development is allowed in PRD.</w:t>
+      </w:r>
+    </w:p>
+    <w:p>
+      <w:pPr>
+        <w:spacing w:before="16" w:after="16"/>
+        <w:ind w:left="283" w:right="57"/>
+        <w:rPr>
+          <w:rFonts w:ascii="Calibri" w:hAnsi="Calibri" w:cs="Calibri"/>
+          <w:sz w:val="28"/>
+          <w:szCs w:val="28"/>
+        </w:rPr>
+      </w:pPr>
+    </w:p>
+    <w:p>
+      <w:pPr>
+        <w:spacing w:before="16" w:after="16"/>
+        <w:ind w:right="57"/>
+        <w:rPr>
+          <w:rFonts w:ascii="Calibri" w:hAnsi="Calibri" w:cs="Calibri"/>
+          <w:b/>
+          <w:bCs/>
+          <w:sz w:val="28"/>
+          <w:szCs w:val="28"/>
+        </w:rPr>
+      </w:pPr>
+      <w:r>
+        <w:rPr>
+          <w:rFonts w:ascii="Calibri" w:hAnsi="Calibri" w:cs="Calibri"/>
+          <w:b/>
+          <w:bCs/>
+          <w:sz w:val="28"/>
+          <w:szCs w:val="28"/>
+        </w:rPr>
+        <w:t>SAP Landscape Flow</w:t>
+      </w:r>
+    </w:p>
+    <w:p>
+      <w:pPr>
+        <w:spacing w:before="16" w:after="16"/>
+        <w:ind w:right="57"/>
+        <w:rPr>
+          <w:rFonts w:ascii="Calibri" w:hAnsi="Calibri" w:cs="Calibri"/>
+          <w:b/>
+          <w:bCs/>
+          <w:sz w:val="30"/>
+          <w:szCs w:val="30"/>
+        </w:rPr>
+      </w:pPr>
+    </w:p>
+    <w:p>
+      <w:pPr>
+        <w:jc w:val="center"/>
+        <w:rPr>
+          <w:rFonts w:ascii="Calibri" w:hAnsi="Calibri" w:cs="Calibri"/>
+          <w:b/>
+          <w:bCs/>
+          <w:sz w:val="30"/>
+          <w:szCs w:val="30"/>
+        </w:rPr>
+      </w:pPr>
+      <w:r>
+        <w:rPr>
+          <w:rFonts w:ascii="Calibri" w:hAnsi="Calibri" w:cs="Calibri"/>
+          <w:b/>
+          <w:bCs/>
+          <w:sz w:val="30"/>
+          <w:szCs w:val="30"/>
+        </w:rPr>
+        <w:t xml:space="preserve">                    </w:t>
+      </w:r>
+      <w:r>
+        <w:rPr>
+          <w:rFonts w:ascii="Calibri" w:hAnsi="Calibri" w:cs="Calibri"/>
+          <w:b/>
+          <w:bCs/>
+          <w:sz w:val="30"/>
+          <w:szCs w:val="30"/>
+        </w:rPr>
+        <w:drawing>
+          <wp:inline distT="0" distB="0" distL="0" distR="0" wp14:anchorId="5B6BBE7E" wp14:editId="115699AB">
+            <wp:extent cx="3097161" cy="2880360"/>
+            <wp:effectExtent l="0" t="0" r="0" b="0"/>
+            <wp:docPr id="973427798" name="Picture 7"/>
+            <wp:cNvGraphicFramePr>
+              <a:graphicFrameLocks xmlns:a="http://schemas.openxmlformats.org/drawingml/2006/main" noChangeAspect="1"/>
+            </wp:cNvGraphicFramePr>
+            <a:graphic xmlns:a="http://schemas.openxmlformats.org/drawingml/2006/main">
+              <a:graphicData uri="http://schemas.openxmlformats.org/drawingml/2006/picture">
+                <pic:pic xmlns:pic="http://schemas.openxmlformats.org/drawingml/2006/picture">
+                  <pic:nvPicPr>
+                    <pic:cNvPr id="0" name="Picture 42"/>
+                    <pic:cNvPicPr>
+                      <a:picLocks noChangeAspect="1" noChangeArrowheads="1"/>
+                    </pic:cNvPicPr>
+                  </pic:nvPicPr>
+                  <pic:blipFill>
+                    <a:blip r:embed="rId11" cstate="print">
+                      <a:extLst>
+                        <a:ext uri="{28A0092B-C50C-407E-A947-70E740481C1C}">
+                          <a14:useLocalDpi xmlns:a14="http://schemas.microsoft.com/office/drawing/2010/main" val="0"/>
+                        </a:ext>
+                      </a:extLst>
+                    </a:blip>
+                    <a:srcRect/>
+                    <a:stretch>
+                      <a:fillRect/>
+                    </a:stretch>
+                  </pic:blipFill>
+                  <pic:spPr bwMode="auto">
+                    <a:xfrm>
+                      <a:off x="0" y="0"/>
+                      <a:ext cx="3119204" cy="2900860"/>
+                    </a:xfrm>
+                    <a:prstGeom prst="rect">
+                      <a:avLst/>
+                    </a:prstGeom>
+                    <a:noFill/>
+                    <a:ln>
+                      <a:noFill/>
+                    </a:ln>
+                  </pic:spPr>
+                </pic:pic>
+              </a:graphicData>
+            </a:graphic>
+          </wp:inline>
+        </w:drawing>
+      </w:r>
+    </w:p>
+    <w:p>
+      <w:pPr>
+        <w:rPr>
+          <w:rFonts w:ascii="Calibri" w:hAnsi="Calibri" w:cs="Calibri"/>
+          <w:b/>
+          <w:bCs/>
+          <w:sz w:val="30"/>
+          <w:szCs w:val="30"/>
+        </w:rPr>
+      </w:pPr>
+      <w:r>
+        <w:rPr>
+          <w:rFonts w:ascii="Calibri" w:hAnsi="Calibri" w:cs="Calibri"/>
+          <w:b/>
+          <w:bCs/>
+          <w:sz w:val="30"/>
+          <w:szCs w:val="30"/>
+        </w:rPr>
+        <w:br w:type="page"/>
+      </w:r>
+    </w:p>
+    <w:p>
+      <w:pPr>
+        <w:spacing w:before="16" w:after="16"/>
+        <w:ind w:right="57"/>
+        <w:rPr>
+          <w:rFonts w:ascii="Calibri" w:hAnsi="Calibri" w:cs="Calibri"/>
+          <w:b/>
+          <w:bCs/>
+          <w:sz w:val="30"/>
+          <w:szCs w:val="30"/>
+        </w:rPr>
+      </w:pPr>
+    </w:p>
+    <w:p>
+      <w:pPr>
+        <w:rPr>
+          <w:rFonts w:ascii="Calibri" w:hAnsi="Calibri" w:cs="Calibri"/>
+          <w:b/>
+          <w:bCs/>
+          <w:sz w:val="30"/>
+          <w:szCs w:val="30"/>
+        </w:rPr>
+      </w:pPr>
+      <w:r>
+        <w:rPr>
+          <w:rFonts w:ascii="Calibri" w:hAnsi="Calibri" w:cs="Calibri"/>
+          <w:b/>
+          <w:bCs/>
+          <w:sz w:val="30"/>
+          <w:szCs w:val="30"/>
+        </w:rPr>
+        <w:t xml:space="preserve">SAP Modules </w:t>
+      </w:r>
+    </w:p>
+    <w:p>
+      <w:pPr>
+        <w:ind w:left="283"/>
+        <w:rPr>
+          <w:rFonts w:ascii="Calibri" w:hAnsi="Calibri" w:cs="Calibri"/>
+          <w:sz w:val="28"/>
+          <w:szCs w:val="28"/>
+        </w:rPr>
+      </w:pPr>
+      <w:r>
+        <w:rPr>
+          <w:rFonts w:ascii="Calibri" w:hAnsi="Calibri" w:cs="Calibri"/>
+          <w:sz w:val="28"/>
+          <w:szCs w:val="28"/>
+        </w:rPr>
+        <w:t>SAP is a comprehensive Enterprise Resource Planning (ERP) system that consists of various modules designed to manage different business functions within an organization.</w:t>
+      </w:r>
+    </w:p>
+    <w:p>
+      <w:pPr>
+        <w:ind w:left="283"/>
+        <w:rPr>
+          <w:rFonts w:ascii="Calibri" w:hAnsi="Calibri" w:cs="Calibri"/>
+          <w:sz w:val="28"/>
+          <w:szCs w:val="28"/>
+        </w:rPr>
+      </w:pPr>
+      <w:r>
+        <w:rPr>
+          <w:rFonts w:ascii="Calibri" w:hAnsi="Calibri" w:cs="Calibri"/>
+          <w:sz w:val="28"/>
+          <w:szCs w:val="28"/>
+        </w:rPr>
+        <w:t>These modules are broadly classified into two categories:</w:t>
+      </w:r>
+    </w:p>
+    <w:p>
+      <w:pPr>
+        <w:pStyle w:val="ListParagraph"/>
+        <w:numPr>
+          <w:ilvl w:val="1"/>
+          <w:numId w:val="18"/>
+        </w:numPr>
+        <w:rPr>
+          <w:rFonts w:ascii="Calibri" w:hAnsi="Calibri" w:cs="Calibri"/>
+          <w:sz w:val="28"/>
+          <w:szCs w:val="28"/>
+        </w:rPr>
+      </w:pPr>
+      <w:r>
+        <w:rPr>
+          <w:rFonts w:ascii="Calibri" w:hAnsi="Calibri" w:cs="Calibri"/>
+          <w:sz w:val="28"/>
+          <w:szCs w:val="28"/>
+        </w:rPr>
+        <w:t>Functional Modules</w:t>
+      </w:r>
+    </w:p>
+    <w:p>
+      <w:pPr>
+        <w:pStyle w:val="ListParagraph"/>
+        <w:numPr>
+          <w:ilvl w:val="1"/>
+          <w:numId w:val="18"/>
+        </w:numPr>
+        <w:rPr>
+          <w:rFonts w:ascii="Calibri" w:hAnsi="Calibri" w:cs="Calibri"/>
+          <w:sz w:val="28"/>
+          <w:szCs w:val="28"/>
+        </w:rPr>
+      </w:pPr>
+      <w:r>
+        <w:rPr>
+          <w:rFonts w:ascii="Calibri" w:hAnsi="Calibri" w:cs="Calibri"/>
+          <w:sz w:val="28"/>
+          <w:szCs w:val="28"/>
+        </w:rPr>
+        <w:t>Technical Modules</w:t>
+      </w:r>
+    </w:p>
+    <w:p>
+      <w:pPr>
+        <w:ind w:left="283"/>
+        <w:rPr>
+          <w:rFonts w:ascii="Calibri" w:hAnsi="Calibri" w:cs="Calibri"/>
+          <w:sz w:val="28"/>
+          <w:szCs w:val="28"/>
+        </w:rPr>
+      </w:pPr>
+      <w:r>
+        <w:rPr>
+          <w:rFonts w:ascii="Calibri" w:hAnsi="Calibri" w:cs="Calibri"/>
+          <w:sz w:val="28"/>
+          <w:szCs w:val="28"/>
+        </w:rPr>
+        <w:t>While Functional Modules focus on business processes, Technical Modules focus on system development, administration, and support.</w:t>
+      </w:r>
+    </w:p>
+    <w:p>
+      <w:pPr>
+        <w:spacing w:before="16" w:after="16"/>
+        <w:ind w:right="57"/>
+        <w:rPr>
+          <w:rFonts w:ascii="Calibri" w:hAnsi="Calibri" w:cs="Calibri"/>
+          <w:b/>
+          <w:bCs/>
+          <w:sz w:val="30"/>
+          <w:szCs w:val="30"/>
         </w:rPr>
       </w:pPr>
     </w:p>
@@ -11660,6 +13211,122 @@
     </w:lvl>
   </w:abstractNum>
   <w:abstractNum w:abstractNumId="1" w15:restartNumberingAfterBreak="0">
+    <w:nsid w:val="054E4239"/>
+    <w:multiLevelType w:val="multilevel"/>
+    <w:tmpl w:val="F94A3D26"/>
+    <w:lvl w:ilvl="0">
+      <w:start w:val="1"/>
+      <w:numFmt w:val="decimal"/>
+      <w:lvlText w:val="%1."/>
+      <w:lvlJc w:val="left"/>
+      <w:pPr>
+        <w:tabs>
+          <w:tab w:val="num" w:pos="720"/>
+        </w:tabs>
+        <w:ind w:left="720" w:hanging="360"/>
+      </w:pPr>
+      <w:rPr>
+        <w:rFonts w:ascii="Calibri" w:eastAsiaTheme="minorHAnsi" w:hAnsi="Calibri" w:cs="Calibri"/>
+      </w:rPr>
+    </w:lvl>
+    <w:lvl w:ilvl="1" w:tentative="1">
+      <w:start w:val="1"/>
+      <w:numFmt w:val="decimal"/>
+      <w:lvlText w:val="%2."/>
+      <w:lvlJc w:val="left"/>
+      <w:pPr>
+        <w:tabs>
+          <w:tab w:val="num" w:pos="1440"/>
+        </w:tabs>
+        <w:ind w:left="1440" w:hanging="360"/>
+      </w:pPr>
+    </w:lvl>
+    <w:lvl w:ilvl="2" w:tentative="1">
+      <w:start w:val="1"/>
+      <w:numFmt w:val="decimal"/>
+      <w:lvlText w:val="%3."/>
+      <w:lvlJc w:val="left"/>
+      <w:pPr>
+        <w:tabs>
+          <w:tab w:val="num" w:pos="2160"/>
+        </w:tabs>
+        <w:ind w:left="2160" w:hanging="360"/>
+      </w:pPr>
+    </w:lvl>
+    <w:lvl w:ilvl="3" w:tentative="1">
+      <w:start w:val="1"/>
+      <w:numFmt w:val="decimal"/>
+      <w:lvlText w:val="%4."/>
+      <w:lvlJc w:val="left"/>
+      <w:pPr>
+        <w:tabs>
+          <w:tab w:val="num" w:pos="2880"/>
+        </w:tabs>
+        <w:ind w:left="2880" w:hanging="360"/>
+      </w:pPr>
+    </w:lvl>
+    <w:lvl w:ilvl="4" w:tentative="1">
+      <w:start w:val="1"/>
+      <w:numFmt w:val="decimal"/>
+      <w:lvlText w:val="%5."/>
+      <w:lvlJc w:val="left"/>
+      <w:pPr>
+        <w:tabs>
+          <w:tab w:val="num" w:pos="3600"/>
+        </w:tabs>
+        <w:ind w:left="3600" w:hanging="360"/>
+      </w:pPr>
+    </w:lvl>
+    <w:lvl w:ilvl="5" w:tentative="1">
+      <w:start w:val="1"/>
+      <w:numFmt w:val="decimal"/>
+      <w:lvlText w:val="%6."/>
+      <w:lvlJc w:val="left"/>
+      <w:pPr>
+        <w:tabs>
+          <w:tab w:val="num" w:pos="4320"/>
+        </w:tabs>
+        <w:ind w:left="4320" w:hanging="360"/>
+      </w:pPr>
+    </w:lvl>
+    <w:lvl w:ilvl="6" w:tentative="1">
+      <w:start w:val="1"/>
+      <w:numFmt w:val="decimal"/>
+      <w:lvlText w:val="%7."/>
+      <w:lvlJc w:val="left"/>
+      <w:pPr>
+        <w:tabs>
+          <w:tab w:val="num" w:pos="5040"/>
+        </w:tabs>
+        <w:ind w:left="5040" w:hanging="360"/>
+      </w:pPr>
+    </w:lvl>
+    <w:lvl w:ilvl="7" w:tentative="1">
+      <w:start w:val="1"/>
+      <w:numFmt w:val="decimal"/>
+      <w:lvlText w:val="%8."/>
+      <w:lvlJc w:val="left"/>
+      <w:pPr>
+        <w:tabs>
+          <w:tab w:val="num" w:pos="5760"/>
+        </w:tabs>
+        <w:ind w:left="5760" w:hanging="360"/>
+      </w:pPr>
+    </w:lvl>
+    <w:lvl w:ilvl="8" w:tentative="1">
+      <w:start w:val="1"/>
+      <w:numFmt w:val="decimal"/>
+      <w:lvlText w:val="%9."/>
+      <w:lvlJc w:val="left"/>
+      <w:pPr>
+        <w:tabs>
+          <w:tab w:val="num" w:pos="6480"/>
+        </w:tabs>
+        <w:ind w:left="6480" w:hanging="360"/>
+      </w:pPr>
+    </w:lvl>
+  </w:abstractNum>
+  <w:abstractNum w:abstractNumId="2" w15:restartNumberingAfterBreak="0">
     <w:nsid w:val="06FB7AF2"/>
     <w:multiLevelType w:val="multilevel"/>
     <w:tmpl w:val="CC60197E"/>
@@ -11808,7 +13475,7 @@
       </w:rPr>
     </w:lvl>
   </w:abstractNum>
-  <w:abstractNum w:abstractNumId="2" w15:restartNumberingAfterBreak="0">
+  <w:abstractNum w:abstractNumId="3" w15:restartNumberingAfterBreak="0">
     <w:nsid w:val="09C86AC0"/>
     <w:multiLevelType w:val="multilevel"/>
     <w:tmpl w:val="16AE8408"/>
@@ -11957,7 +13624,7 @@
       </w:rPr>
     </w:lvl>
   </w:abstractNum>
-  <w:abstractNum w:abstractNumId="3" w15:restartNumberingAfterBreak="0">
+  <w:abstractNum w:abstractNumId="4" w15:restartNumberingAfterBreak="0">
     <w:nsid w:val="0BA864F3"/>
     <w:multiLevelType w:val="multilevel"/>
     <w:tmpl w:val="CC60197E"/>
@@ -12106,7 +13773,7 @@
       </w:rPr>
     </w:lvl>
   </w:abstractNum>
-  <w:abstractNum w:abstractNumId="4" w15:restartNumberingAfterBreak="0">
+  <w:abstractNum w:abstractNumId="5" w15:restartNumberingAfterBreak="0">
     <w:nsid w:val="0F5B40A3"/>
     <w:multiLevelType w:val="multilevel"/>
     <w:tmpl w:val="CC60197E"/>
@@ -12255,7 +13922,7 @@
       </w:rPr>
     </w:lvl>
   </w:abstractNum>
-  <w:abstractNum w:abstractNumId="5" w15:restartNumberingAfterBreak="0">
+  <w:abstractNum w:abstractNumId="6" w15:restartNumberingAfterBreak="0">
     <w:nsid w:val="164C1727"/>
     <w:multiLevelType w:val="multilevel"/>
     <w:tmpl w:val="DC3A57B4"/>
@@ -12368,7 +14035,7 @@
       </w:pPr>
     </w:lvl>
   </w:abstractNum>
-  <w:abstractNum w:abstractNumId="6" w15:restartNumberingAfterBreak="0">
+  <w:abstractNum w:abstractNumId="7" w15:restartNumberingAfterBreak="0">
     <w:nsid w:val="1A624930"/>
     <w:multiLevelType w:val="multilevel"/>
     <w:tmpl w:val="AC328722"/>
@@ -12481,7 +14148,7 @@
       </w:rPr>
     </w:lvl>
   </w:abstractNum>
-  <w:abstractNum w:abstractNumId="7" w15:restartNumberingAfterBreak="0">
+  <w:abstractNum w:abstractNumId="8" w15:restartNumberingAfterBreak="0">
     <w:nsid w:val="1EB36C41"/>
     <w:multiLevelType w:val="multilevel"/>
     <w:tmpl w:val="CC60197E"/>
@@ -12630,7 +14297,7 @@
       </w:rPr>
     </w:lvl>
   </w:abstractNum>
-  <w:abstractNum w:abstractNumId="8" w15:restartNumberingAfterBreak="0">
+  <w:abstractNum w:abstractNumId="9" w15:restartNumberingAfterBreak="0">
     <w:nsid w:val="20F511E7"/>
     <w:multiLevelType w:val="multilevel"/>
     <w:tmpl w:val="CC60197E"/>
@@ -12779,7 +14446,7 @@
       </w:rPr>
     </w:lvl>
   </w:abstractNum>
-  <w:abstractNum w:abstractNumId="9" w15:restartNumberingAfterBreak="0">
+  <w:abstractNum w:abstractNumId="10" w15:restartNumberingAfterBreak="0">
     <w:nsid w:val="29CD51B4"/>
     <w:multiLevelType w:val="multilevel"/>
     <w:tmpl w:val="CC60197E"/>
@@ -12928,7 +14595,7 @@
       </w:rPr>
     </w:lvl>
   </w:abstractNum>
-  <w:abstractNum w:abstractNumId="10" w15:restartNumberingAfterBreak="0">
+  <w:abstractNum w:abstractNumId="11" w15:restartNumberingAfterBreak="0">
     <w:nsid w:val="376B4CFD"/>
     <w:multiLevelType w:val="multilevel"/>
     <w:tmpl w:val="6CFC5880"/>
@@ -13044,7 +14711,7 @@
       </w:pPr>
     </w:lvl>
   </w:abstractNum>
-  <w:abstractNum w:abstractNumId="11" w15:restartNumberingAfterBreak="0">
+  <w:abstractNum w:abstractNumId="12" w15:restartNumberingAfterBreak="0">
     <w:nsid w:val="4A3053FC"/>
     <w:multiLevelType w:val="multilevel"/>
     <w:tmpl w:val="7E029B5E"/>
@@ -13157,7 +14824,7 @@
       </w:rPr>
     </w:lvl>
   </w:abstractNum>
-  <w:abstractNum w:abstractNumId="12" w15:restartNumberingAfterBreak="0">
+  <w:abstractNum w:abstractNumId="13" w15:restartNumberingAfterBreak="0">
     <w:nsid w:val="579F284D"/>
     <w:multiLevelType w:val="multilevel"/>
     <w:tmpl w:val="B5589D40"/>
@@ -13306,7 +14973,7 @@
       </w:rPr>
     </w:lvl>
   </w:abstractNum>
-  <w:abstractNum w:abstractNumId="13" w15:restartNumberingAfterBreak="0">
+  <w:abstractNum w:abstractNumId="14" w15:restartNumberingAfterBreak="0">
     <w:nsid w:val="58BA309B"/>
     <w:multiLevelType w:val="multilevel"/>
     <w:tmpl w:val="CC60197E"/>
@@ -13455,7 +15122,7 @@
       </w:rPr>
     </w:lvl>
   </w:abstractNum>
-  <w:abstractNum w:abstractNumId="14" w15:restartNumberingAfterBreak="0">
+  <w:abstractNum w:abstractNumId="15" w15:restartNumberingAfterBreak="0">
     <w:nsid w:val="618025AC"/>
     <w:multiLevelType w:val="multilevel"/>
     <w:tmpl w:val="DC8C6888"/>
@@ -13604,7 +15271,7 @@
       </w:rPr>
     </w:lvl>
   </w:abstractNum>
-  <w:abstractNum w:abstractNumId="15" w15:restartNumberingAfterBreak="0">
+  <w:abstractNum w:abstractNumId="16" w15:restartNumberingAfterBreak="0">
     <w:nsid w:val="68204FCF"/>
     <w:multiLevelType w:val="multilevel"/>
     <w:tmpl w:val="FA3EC2C2"/>
@@ -13717,7 +15384,7 @@
       </w:pPr>
     </w:lvl>
   </w:abstractNum>
-  <w:abstractNum w:abstractNumId="16" w15:restartNumberingAfterBreak="0">
+  <w:abstractNum w:abstractNumId="17" w15:restartNumberingAfterBreak="0">
     <w:nsid w:val="6AF62E82"/>
     <w:multiLevelType w:val="hybridMultilevel"/>
     <w:tmpl w:val="D374B54A"/>
@@ -13830,10 +15497,10 @@
       </w:rPr>
     </w:lvl>
   </w:abstractNum>
-  <w:abstractNum w:abstractNumId="17" w15:restartNumberingAfterBreak="0">
+  <w:abstractNum w:abstractNumId="18" w15:restartNumberingAfterBreak="0">
     <w:nsid w:val="7AD226F8"/>
     <w:multiLevelType w:val="multilevel"/>
-    <w:tmpl w:val="CC60197E"/>
+    <w:tmpl w:val="2360890A"/>
     <w:lvl w:ilvl="0">
       <w:start w:val="1"/>
       <w:numFmt w:val="bullet"/>
@@ -13850,10 +15517,151 @@
         <w:sz w:val="20"/>
       </w:rPr>
     </w:lvl>
+    <w:lvl w:ilvl="1">
+      <w:start w:val="1"/>
+      <w:numFmt w:val="decimal"/>
+      <w:lvlText w:val="%2."/>
+      <w:lvlJc w:val="left"/>
+      <w:pPr>
+        <w:ind w:left="1440" w:hanging="360"/>
+      </w:pPr>
+      <w:rPr>
+        <w:rFonts w:hint="default"/>
+      </w:rPr>
+    </w:lvl>
+    <w:lvl w:ilvl="2" w:tentative="1">
+      <w:start w:val="1"/>
+      <w:numFmt w:val="bullet"/>
+      <w:lvlText w:val=""/>
+      <w:lvlJc w:val="left"/>
+      <w:pPr>
+        <w:tabs>
+          <w:tab w:val="num" w:pos="2160"/>
+        </w:tabs>
+        <w:ind w:left="2160" w:hanging="360"/>
+      </w:pPr>
+      <w:rPr>
+        <w:rFonts w:ascii="Wingdings" w:hAnsi="Wingdings" w:hint="default"/>
+        <w:sz w:val="20"/>
+      </w:rPr>
+    </w:lvl>
+    <w:lvl w:ilvl="3" w:tentative="1">
+      <w:start w:val="1"/>
+      <w:numFmt w:val="bullet"/>
+      <w:lvlText w:val=""/>
+      <w:lvlJc w:val="left"/>
+      <w:pPr>
+        <w:tabs>
+          <w:tab w:val="num" w:pos="2880"/>
+        </w:tabs>
+        <w:ind w:left="2880" w:hanging="360"/>
+      </w:pPr>
+      <w:rPr>
+        <w:rFonts w:ascii="Wingdings" w:hAnsi="Wingdings" w:hint="default"/>
+        <w:sz w:val="20"/>
+      </w:rPr>
+    </w:lvl>
+    <w:lvl w:ilvl="4" w:tentative="1">
+      <w:start w:val="1"/>
+      <w:numFmt w:val="bullet"/>
+      <w:lvlText w:val=""/>
+      <w:lvlJc w:val="left"/>
+      <w:pPr>
+        <w:tabs>
+          <w:tab w:val="num" w:pos="3600"/>
+        </w:tabs>
+        <w:ind w:left="3600" w:hanging="360"/>
+      </w:pPr>
+      <w:rPr>
+        <w:rFonts w:ascii="Wingdings" w:hAnsi="Wingdings" w:hint="default"/>
+        <w:sz w:val="20"/>
+      </w:rPr>
+    </w:lvl>
+    <w:lvl w:ilvl="5" w:tentative="1">
+      <w:start w:val="1"/>
+      <w:numFmt w:val="bullet"/>
+      <w:lvlText w:val=""/>
+      <w:lvlJc w:val="left"/>
+      <w:pPr>
+        <w:tabs>
+          <w:tab w:val="num" w:pos="4320"/>
+        </w:tabs>
+        <w:ind w:left="4320" w:hanging="360"/>
+      </w:pPr>
+      <w:rPr>
+        <w:rFonts w:ascii="Wingdings" w:hAnsi="Wingdings" w:hint="default"/>
+        <w:sz w:val="20"/>
+      </w:rPr>
+    </w:lvl>
+    <w:lvl w:ilvl="6" w:tentative="1">
+      <w:start w:val="1"/>
+      <w:numFmt w:val="bullet"/>
+      <w:lvlText w:val=""/>
+      <w:lvlJc w:val="left"/>
+      <w:pPr>
+        <w:tabs>
+          <w:tab w:val="num" w:pos="5040"/>
+        </w:tabs>
+        <w:ind w:left="5040" w:hanging="360"/>
+      </w:pPr>
+      <w:rPr>
+        <w:rFonts w:ascii="Wingdings" w:hAnsi="Wingdings" w:hint="default"/>
+        <w:sz w:val="20"/>
+      </w:rPr>
+    </w:lvl>
+    <w:lvl w:ilvl="7" w:tentative="1">
+      <w:start w:val="1"/>
+      <w:numFmt w:val="bullet"/>
+      <w:lvlText w:val=""/>
+      <w:lvlJc w:val="left"/>
+      <w:pPr>
+        <w:tabs>
+          <w:tab w:val="num" w:pos="5760"/>
+        </w:tabs>
+        <w:ind w:left="5760" w:hanging="360"/>
+      </w:pPr>
+      <w:rPr>
+        <w:rFonts w:ascii="Wingdings" w:hAnsi="Wingdings" w:hint="default"/>
+        <w:sz w:val="20"/>
+      </w:rPr>
+    </w:lvl>
+    <w:lvl w:ilvl="8" w:tentative="1">
+      <w:start w:val="1"/>
+      <w:numFmt w:val="bullet"/>
+      <w:lvlText w:val=""/>
+      <w:lvlJc w:val="left"/>
+      <w:pPr>
+        <w:tabs>
+          <w:tab w:val="num" w:pos="6480"/>
+        </w:tabs>
+        <w:ind w:left="6480" w:hanging="360"/>
+      </w:pPr>
+      <w:rPr>
+        <w:rFonts w:ascii="Wingdings" w:hAnsi="Wingdings" w:hint="default"/>
+        <w:sz w:val="20"/>
+      </w:rPr>
+    </w:lvl>
+  </w:abstractNum>
+  <w:abstractNum w:abstractNumId="19" w15:restartNumberingAfterBreak="0">
+    <w:nsid w:val="7D7F4560"/>
+    <w:multiLevelType w:val="multilevel"/>
+    <w:tmpl w:val="91B68426"/>
+    <w:lvl w:ilvl="0">
+      <w:start w:val="1"/>
+      <w:numFmt w:val="decimal"/>
+      <w:lvlText w:val="%1."/>
+      <w:lvlJc w:val="left"/>
+      <w:pPr>
+        <w:tabs>
+          <w:tab w:val="num" w:pos="720"/>
+        </w:tabs>
+        <w:ind w:left="720" w:hanging="360"/>
+      </w:pPr>
+    </w:lvl>
     <w:lvl w:ilvl="1" w:tentative="1">
       <w:start w:val="1"/>
-      <w:numFmt w:val="bullet"/>
-      <w:lvlText w:val="o"/>
+      <w:numFmt w:val="decimal"/>
+      <w:lvlText w:val="%2."/>
       <w:lvlJc w:val="left"/>
       <w:pPr>
         <w:tabs>
@@ -13861,15 +15669,11 @@
         </w:tabs>
         <w:ind w:left="1440" w:hanging="360"/>
       </w:pPr>
-      <w:rPr>
-        <w:rFonts w:ascii="Courier New" w:hAnsi="Courier New" w:hint="default"/>
-        <w:sz w:val="20"/>
-      </w:rPr>
     </w:lvl>
     <w:lvl w:ilvl="2" w:tentative="1">
       <w:start w:val="1"/>
-      <w:numFmt w:val="bullet"/>
-      <w:lvlText w:val=""/>
+      <w:numFmt w:val="decimal"/>
+      <w:lvlText w:val="%3."/>
       <w:lvlJc w:val="left"/>
       <w:pPr>
         <w:tabs>
@@ -13877,15 +15681,11 @@
         </w:tabs>
         <w:ind w:left="2160" w:hanging="360"/>
       </w:pPr>
-      <w:rPr>
-        <w:rFonts w:ascii="Wingdings" w:hAnsi="Wingdings" w:hint="default"/>
-        <w:sz w:val="20"/>
-      </w:rPr>
     </w:lvl>
     <w:lvl w:ilvl="3" w:tentative="1">
       <w:start w:val="1"/>
-      <w:numFmt w:val="bullet"/>
-      <w:lvlText w:val=""/>
+      <w:numFmt w:val="decimal"/>
+      <w:lvlText w:val="%4."/>
       <w:lvlJc w:val="left"/>
       <w:pPr>
         <w:tabs>
@@ -13893,15 +15693,11 @@
         </w:tabs>
         <w:ind w:left="2880" w:hanging="360"/>
       </w:pPr>
-      <w:rPr>
-        <w:rFonts w:ascii="Wingdings" w:hAnsi="Wingdings" w:hint="default"/>
-        <w:sz w:val="20"/>
-      </w:rPr>
     </w:lvl>
     <w:lvl w:ilvl="4" w:tentative="1">
       <w:start w:val="1"/>
-      <w:numFmt w:val="bullet"/>
-      <w:lvlText w:val=""/>
+      <w:numFmt w:val="decimal"/>
+      <w:lvlText w:val="%5."/>
       <w:lvlJc w:val="left"/>
       <w:pPr>
         <w:tabs>
@@ -13909,15 +15705,11 @@
         </w:tabs>
         <w:ind w:left="3600" w:hanging="360"/>
       </w:pPr>
-      <w:rPr>
-        <w:rFonts w:ascii="Wingdings" w:hAnsi="Wingdings" w:hint="default"/>
-        <w:sz w:val="20"/>
-      </w:rPr>
     </w:lvl>
     <w:lvl w:ilvl="5" w:tentative="1">
       <w:start w:val="1"/>
-      <w:numFmt w:val="bullet"/>
-      <w:lvlText w:val=""/>
+      <w:numFmt w:val="decimal"/>
+      <w:lvlText w:val="%6."/>
       <w:lvlJc w:val="left"/>
       <w:pPr>
         <w:tabs>
@@ -13925,15 +15717,11 @@
         </w:tabs>
         <w:ind w:left="4320" w:hanging="360"/>
       </w:pPr>
-      <w:rPr>
-        <w:rFonts w:ascii="Wingdings" w:hAnsi="Wingdings" w:hint="default"/>
-        <w:sz w:val="20"/>
-      </w:rPr>
     </w:lvl>
     <w:lvl w:ilvl="6" w:tentative="1">
       <w:start w:val="1"/>
-      <w:numFmt w:val="bullet"/>
-      <w:lvlText w:val=""/>
+      <w:numFmt w:val="decimal"/>
+      <w:lvlText w:val="%7."/>
       <w:lvlJc w:val="left"/>
       <w:pPr>
         <w:tabs>
@@ -13941,15 +15729,11 @@
         </w:tabs>
         <w:ind w:left="5040" w:hanging="360"/>
       </w:pPr>
-      <w:rPr>
-        <w:rFonts w:ascii="Wingdings" w:hAnsi="Wingdings" w:hint="default"/>
-        <w:sz w:val="20"/>
-      </w:rPr>
     </w:lvl>
     <w:lvl w:ilvl="7" w:tentative="1">
       <w:start w:val="1"/>
-      <w:numFmt w:val="bullet"/>
-      <w:lvlText w:val=""/>
+      <w:numFmt w:val="decimal"/>
+      <w:lvlText w:val="%8."/>
       <w:lvlJc w:val="left"/>
       <w:pPr>
         <w:tabs>
@@ -13957,15 +15741,11 @@
         </w:tabs>
         <w:ind w:left="5760" w:hanging="360"/>
       </w:pPr>
-      <w:rPr>
-        <w:rFonts w:ascii="Wingdings" w:hAnsi="Wingdings" w:hint="default"/>
-        <w:sz w:val="20"/>
-      </w:rPr>
     </w:lvl>
     <w:lvl w:ilvl="8" w:tentative="1">
       <w:start w:val="1"/>
-      <w:numFmt w:val="bullet"/>
-      <w:lvlText w:val=""/>
+      <w:numFmt w:val="decimal"/>
+      <w:lvlText w:val="%9."/>
       <w:lvlJc w:val="left"/>
       <w:pPr>
         <w:tabs>
@@ -13973,180 +15753,66 @@
         </w:tabs>
         <w:ind w:left="6480" w:hanging="360"/>
       </w:pPr>
-      <w:rPr>
-        <w:rFonts w:ascii="Wingdings" w:hAnsi="Wingdings" w:hint="default"/>
-        <w:sz w:val="20"/>
-      </w:rPr>
-    </w:lvl>
-  </w:abstractNum>
-  <w:abstractNum w:abstractNumId="18" w15:restartNumberingAfterBreak="0">
-    <w:nsid w:val="7D7F4560"/>
-    <w:multiLevelType w:val="multilevel"/>
-    <w:tmpl w:val="91B68426"/>
-    <w:lvl w:ilvl="0">
-      <w:start w:val="1"/>
-      <w:numFmt w:val="decimal"/>
-      <w:lvlText w:val="%1."/>
-      <w:lvlJc w:val="left"/>
-      <w:pPr>
-        <w:tabs>
-          <w:tab w:val="num" w:pos="720"/>
-        </w:tabs>
-        <w:ind w:left="720" w:hanging="360"/>
-      </w:pPr>
-    </w:lvl>
-    <w:lvl w:ilvl="1" w:tentative="1">
-      <w:start w:val="1"/>
-      <w:numFmt w:val="decimal"/>
-      <w:lvlText w:val="%2."/>
-      <w:lvlJc w:val="left"/>
-      <w:pPr>
-        <w:tabs>
-          <w:tab w:val="num" w:pos="1440"/>
-        </w:tabs>
-        <w:ind w:left="1440" w:hanging="360"/>
-      </w:pPr>
-    </w:lvl>
-    <w:lvl w:ilvl="2" w:tentative="1">
-      <w:start w:val="1"/>
-      <w:numFmt w:val="decimal"/>
-      <w:lvlText w:val="%3."/>
-      <w:lvlJc w:val="left"/>
-      <w:pPr>
-        <w:tabs>
-          <w:tab w:val="num" w:pos="2160"/>
-        </w:tabs>
-        <w:ind w:left="2160" w:hanging="360"/>
-      </w:pPr>
-    </w:lvl>
-    <w:lvl w:ilvl="3" w:tentative="1">
-      <w:start w:val="1"/>
-      <w:numFmt w:val="decimal"/>
-      <w:lvlText w:val="%4."/>
-      <w:lvlJc w:val="left"/>
-      <w:pPr>
-        <w:tabs>
-          <w:tab w:val="num" w:pos="2880"/>
-        </w:tabs>
-        <w:ind w:left="2880" w:hanging="360"/>
-      </w:pPr>
-    </w:lvl>
-    <w:lvl w:ilvl="4" w:tentative="1">
-      <w:start w:val="1"/>
-      <w:numFmt w:val="decimal"/>
-      <w:lvlText w:val="%5."/>
-      <w:lvlJc w:val="left"/>
-      <w:pPr>
-        <w:tabs>
-          <w:tab w:val="num" w:pos="3600"/>
-        </w:tabs>
-        <w:ind w:left="3600" w:hanging="360"/>
-      </w:pPr>
-    </w:lvl>
-    <w:lvl w:ilvl="5" w:tentative="1">
-      <w:start w:val="1"/>
-      <w:numFmt w:val="decimal"/>
-      <w:lvlText w:val="%6."/>
-      <w:lvlJc w:val="left"/>
-      <w:pPr>
-        <w:tabs>
-          <w:tab w:val="num" w:pos="4320"/>
-        </w:tabs>
-        <w:ind w:left="4320" w:hanging="360"/>
-      </w:pPr>
-    </w:lvl>
-    <w:lvl w:ilvl="6" w:tentative="1">
-      <w:start w:val="1"/>
-      <w:numFmt w:val="decimal"/>
-      <w:lvlText w:val="%7."/>
-      <w:lvlJc w:val="left"/>
-      <w:pPr>
-        <w:tabs>
-          <w:tab w:val="num" w:pos="5040"/>
-        </w:tabs>
-        <w:ind w:left="5040" w:hanging="360"/>
-      </w:pPr>
-    </w:lvl>
-    <w:lvl w:ilvl="7" w:tentative="1">
-      <w:start w:val="1"/>
-      <w:numFmt w:val="decimal"/>
-      <w:lvlText w:val="%8."/>
-      <w:lvlJc w:val="left"/>
-      <w:pPr>
-        <w:tabs>
-          <w:tab w:val="num" w:pos="5760"/>
-        </w:tabs>
-        <w:ind w:left="5760" w:hanging="360"/>
-      </w:pPr>
-    </w:lvl>
-    <w:lvl w:ilvl="8" w:tentative="1">
-      <w:start w:val="1"/>
-      <w:numFmt w:val="decimal"/>
-      <w:lvlText w:val="%9."/>
-      <w:lvlJc w:val="left"/>
-      <w:pPr>
-        <w:tabs>
-          <w:tab w:val="num" w:pos="6480"/>
-        </w:tabs>
-        <w:ind w:left="6480" w:hanging="360"/>
-      </w:pPr>
     </w:lvl>
   </w:abstractNum>
   <w:num w:numId="1" w16cid:durableId="61754899">
-    <w:abstractNumId w:val="15"/>
+    <w:abstractNumId w:val="16"/>
   </w:num>
   <w:num w:numId="2" w16cid:durableId="1449472332">
+    <w:abstractNumId w:val="7"/>
+  </w:num>
+  <w:num w:numId="3" w16cid:durableId="138767287">
+    <w:abstractNumId w:val="12"/>
+  </w:num>
+  <w:num w:numId="4" w16cid:durableId="36857701">
     <w:abstractNumId w:val="6"/>
   </w:num>
-  <w:num w:numId="3" w16cid:durableId="138767287">
-    <w:abstractNumId w:val="11"/>
-  </w:num>
-  <w:num w:numId="4" w16cid:durableId="36857701">
-    <w:abstractNumId w:val="5"/>
-  </w:num>
   <w:num w:numId="5" w16cid:durableId="598566844">
-    <w:abstractNumId w:val="12"/>
+    <w:abstractNumId w:val="13"/>
   </w:num>
   <w:num w:numId="6" w16cid:durableId="1682851957">
-    <w:abstractNumId w:val="14"/>
+    <w:abstractNumId w:val="15"/>
   </w:num>
   <w:num w:numId="7" w16cid:durableId="1141578392">
     <w:abstractNumId w:val="0"/>
   </w:num>
   <w:num w:numId="8" w16cid:durableId="538200225">
+    <w:abstractNumId w:val="19"/>
+  </w:num>
+  <w:num w:numId="9" w16cid:durableId="1660227635">
+    <w:abstractNumId w:val="3"/>
+  </w:num>
+  <w:num w:numId="10" w16cid:durableId="1019510229">
+    <w:abstractNumId w:val="11"/>
+  </w:num>
+  <w:num w:numId="11" w16cid:durableId="522868462">
+    <w:abstractNumId w:val="5"/>
+  </w:num>
+  <w:num w:numId="12" w16cid:durableId="50886513">
+    <w:abstractNumId w:val="4"/>
+  </w:num>
+  <w:num w:numId="13" w16cid:durableId="1778407115">
+    <w:abstractNumId w:val="17"/>
+  </w:num>
+  <w:num w:numId="14" w16cid:durableId="1466198288">
+    <w:abstractNumId w:val="8"/>
+  </w:num>
+  <w:num w:numId="15" w16cid:durableId="1655334515">
+    <w:abstractNumId w:val="14"/>
+  </w:num>
+  <w:num w:numId="16" w16cid:durableId="2070493772">
+    <w:abstractNumId w:val="9"/>
+  </w:num>
+  <w:num w:numId="17" w16cid:durableId="651060794">
+    <w:abstractNumId w:val="10"/>
+  </w:num>
+  <w:num w:numId="18" w16cid:durableId="870339282">
     <w:abstractNumId w:val="18"/>
   </w:num>
-  <w:num w:numId="9" w16cid:durableId="1660227635">
+  <w:num w:numId="19" w16cid:durableId="1671523162">
     <w:abstractNumId w:val="2"/>
   </w:num>
-  <w:num w:numId="10" w16cid:durableId="1019510229">
-    <w:abstractNumId w:val="10"/>
-  </w:num>
-  <w:num w:numId="11" w16cid:durableId="522868462">
-    <w:abstractNumId w:val="4"/>
-  </w:num>
-  <w:num w:numId="12" w16cid:durableId="50886513">
-    <w:abstractNumId w:val="3"/>
-  </w:num>
-  <w:num w:numId="13" w16cid:durableId="1778407115">
-    <w:abstractNumId w:val="16"/>
-  </w:num>
-  <w:num w:numId="14" w16cid:durableId="1466198288">
-    <w:abstractNumId w:val="7"/>
-  </w:num>
-  <w:num w:numId="15" w16cid:durableId="1655334515">
-    <w:abstractNumId w:val="13"/>
-  </w:num>
-  <w:num w:numId="16" w16cid:durableId="2070493772">
-    <w:abstractNumId w:val="8"/>
-  </w:num>
-  <w:num w:numId="17" w16cid:durableId="651060794">
-    <w:abstractNumId w:val="9"/>
-  </w:num>
-  <w:num w:numId="18" w16cid:durableId="870339282">
-    <w:abstractNumId w:val="17"/>
-  </w:num>
-  <w:num w:numId="19" w16cid:durableId="1671523162">
+  <w:num w:numId="20" w16cid:durableId="1844852969">
     <w:abstractNumId w:val="1"/>
   </w:num>
 </w:numbering>
